--- a/Srujan_Jathan_ProjectReport.docx
+++ b/Srujan_Jathan_ProjectReport.docx
@@ -1,6 +1,6 @@
 
 <file path=word/document.xml><?xml version="1.0" encoding="utf-8"?>
-<w:document xmlns:wpc="http://schemas.microsoft.com/office/word/2010/wordprocessingCanvas" xmlns:mc="http://schemas.openxmlformats.org/markup-compatibility/2006" xmlns:o="urn:schemas-microsoft-com:office:office" xmlns:r="http://schemas.openxmlformats.org/officeDocument/2006/relationships" xmlns:m="http://schemas.openxmlformats.org/officeDocument/2006/math" xmlns:v="urn:schemas-microsoft-com:vml" xmlns:wp14="http://schemas.microsoft.com/office/word/2010/wordprocessingDrawing" xmlns:wp="http://schemas.openxmlformats.org/drawingml/2006/wordprocessingDrawing" xmlns:w10="urn:schemas-microsoft-com:office:word" xmlns:w="http://schemas.openxmlformats.org/wordprocessingml/2006/main" xmlns:w14="http://schemas.microsoft.com/office/word/2010/wordml" xmlns:w15="http://schemas.microsoft.com/office/word/2012/wordml" xmlns:wpg="http://schemas.microsoft.com/office/word/2010/wordprocessingGroup" xmlns:wpi="http://schemas.microsoft.com/office/word/2010/wordprocessingInk" xmlns:wne="http://schemas.microsoft.com/office/word/2006/wordml" xmlns:wps="http://schemas.microsoft.com/office/word/2010/wordprocessingShape" xmlns:cx="http://schemas.microsoft.com/office/drawing/2014/chartex" xmlns:cx1="http://schemas.microsoft.com/office/drawing/2015/9/8/chartex" xmlns:cx2="http://schemas.microsoft.com/office/drawing/2015/10/21/chartex" xmlns:cx3="http://schemas.microsoft.com/office/drawing/2016/5/9/chartex" xmlns:cx4="http://schemas.microsoft.com/office/drawing/2016/5/10/chartex" xmlns:cx5="http://schemas.microsoft.com/office/drawing/2016/5/11/chartex" xmlns:cx6="http://schemas.microsoft.com/office/drawing/2016/5/12/chartex" xmlns:cx7="http://schemas.microsoft.com/office/drawing/2016/5/13/chartex" xmlns:cx8="http://schemas.microsoft.com/office/drawing/2016/5/14/chartex" xmlns:aink="http://schemas.microsoft.com/office/drawing/2016/ink" xmlns:am3d="http://schemas.microsoft.com/office/drawing/2017/model3d" xmlns:w16cex="http://schemas.microsoft.com/office/word/2018/wordml/cex" xmlns:w16cid="http://schemas.microsoft.com/office/word/2016/wordml/cid" xmlns:w16="http://schemas.microsoft.com/office/word/2018/wordml" xmlns:w16sdtdh="http://schemas.microsoft.com/office/word/2020/wordml/sdtdatahash" xmlns:w16se="http://schemas.microsoft.com/office/word/2015/wordml/symex" mc:Ignorable="w14 w15 wp14">
+<w:document xmlns:wpc="http://schemas.microsoft.com/office/word/2010/wordprocessingCanvas" xmlns:cx="http://schemas.microsoft.com/office/drawing/2014/chartex" xmlns:cx1="http://schemas.microsoft.com/office/drawing/2015/9/8/chartex" xmlns:cx2="http://schemas.microsoft.com/office/drawing/2015/10/21/chartex" xmlns:cx3="http://schemas.microsoft.com/office/drawing/2016/5/9/chartex" xmlns:cx4="http://schemas.microsoft.com/office/drawing/2016/5/10/chartex" xmlns:cx5="http://schemas.microsoft.com/office/drawing/2016/5/11/chartex" xmlns:cx6="http://schemas.microsoft.com/office/drawing/2016/5/12/chartex" xmlns:cx7="http://schemas.microsoft.com/office/drawing/2016/5/13/chartex" xmlns:cx8="http://schemas.microsoft.com/office/drawing/2016/5/14/chartex" xmlns:mc="http://schemas.openxmlformats.org/markup-compatibility/2006" xmlns:aink="http://schemas.microsoft.com/office/drawing/2016/ink" xmlns:am3d="http://schemas.microsoft.com/office/drawing/2017/model3d" xmlns:o="urn:schemas-microsoft-com:office:office" xmlns:r="http://schemas.openxmlformats.org/officeDocument/2006/relationships" xmlns:m="http://schemas.openxmlformats.org/officeDocument/2006/math" xmlns:v="urn:schemas-microsoft-com:vml" xmlns:wp14="http://schemas.microsoft.com/office/word/2010/wordprocessingDrawing" xmlns:wp="http://schemas.openxmlformats.org/drawingml/2006/wordprocessingDrawing" xmlns:w10="urn:schemas-microsoft-com:office:word" xmlns:w="http://schemas.openxmlformats.org/wordprocessingml/2006/main" xmlns:w14="http://schemas.microsoft.com/office/word/2010/wordml" xmlns:w15="http://schemas.microsoft.com/office/word/2012/wordml" xmlns:w16cex="http://schemas.microsoft.com/office/word/2018/wordml/cex" xmlns:w16cid="http://schemas.microsoft.com/office/word/2016/wordml/cid" xmlns:w16="http://schemas.microsoft.com/office/word/2018/wordml" xmlns:w16sdtdh="http://schemas.microsoft.com/office/word/2020/wordml/sdtdatahash" xmlns:w16se="http://schemas.microsoft.com/office/word/2015/wordml/symex" xmlns:wpg="http://schemas.microsoft.com/office/word/2010/wordprocessingGroup" xmlns:wpi="http://schemas.microsoft.com/office/word/2010/wordprocessingInk" xmlns:wne="http://schemas.microsoft.com/office/word/2006/wordml" xmlns:wps="http://schemas.microsoft.com/office/word/2010/wordprocessingShape" mc:Ignorable="w14 w15 w16se w16cid w16 w16cex w16sdtdh wp14">
   <w:body>
     <w:p>
       <w:pPr>
@@ -20,7 +20,7 @@
           <w:sz w:val="44"/>
           <w:szCs w:val="44"/>
         </w:rPr>
-        <w:t xml:space="preserve">PROJECT REPORT</w:t>
+        <w:t>PROJECT REPORT</w:t>
       </w:r>
     </w:p>
     <w:p>
@@ -35,7 +35,7 @@
           <w:sz w:val="32"/>
           <w:szCs w:val="32"/>
         </w:rPr>
-        <w:t xml:space="preserve">HR Employee Attrition Analysis</w:t>
+        <w:t>HR Employee Attrition Analysis</w:t>
       </w:r>
     </w:p>
     <w:p>
@@ -50,7 +50,7 @@
           <w:sz w:val="24"/>
           <w:szCs w:val="24"/>
         </w:rPr>
-        <w:t xml:space="preserve">Data Analysis with AI — Exploratory Analysis &amp; Predictive Modeling</w:t>
+        <w:t>Data Analysis with AI — Exploratory Analysis &amp; Predictive Modeling</w:t>
       </w:r>
     </w:p>
     <w:p>
@@ -65,7 +65,27 @@
           <w:sz w:val="24"/>
           <w:szCs w:val="24"/>
         </w:rPr>
-        <w:t xml:space="preserve">AICTE | IBM SkillsBuild Data Analytics with AI Internship 2026</w:t>
+        <w:t xml:space="preserve">AICTE | IBM </w:t>
+      </w:r>
+      <w:proofErr w:type="spellStart"/>
+      <w:r>
+        <w:rPr>
+          <w:b/>
+          <w:bCs/>
+          <w:sz w:val="24"/>
+          <w:szCs w:val="24"/>
+        </w:rPr>
+        <w:t>SkillsBuild</w:t>
+      </w:r>
+      <w:proofErr w:type="spellEnd"/>
+      <w:r>
+        <w:rPr>
+          <w:b/>
+          <w:bCs/>
+          <w:sz w:val="24"/>
+          <w:szCs w:val="24"/>
+        </w:rPr>
+        <w:t xml:space="preserve"> Data Analytics with AI Internship 2026</w:t>
       </w:r>
     </w:p>
     <w:p>
@@ -78,7 +98,23 @@
           <w:sz w:val="22"/>
           <w:szCs w:val="22"/>
         </w:rPr>
-        <w:t xml:space="preserve">Conducted by BharatCares, in association with AICTE</w:t>
+        <w:t xml:space="preserve">Conducted by </w:t>
+      </w:r>
+      <w:proofErr w:type="spellStart"/>
+      <w:r>
+        <w:rPr>
+          <w:sz w:val="22"/>
+          <w:szCs w:val="22"/>
+        </w:rPr>
+        <w:t>BharatCares</w:t>
+      </w:r>
+      <w:proofErr w:type="spellEnd"/>
+      <w:r>
+        <w:rPr>
+          <w:sz w:val="22"/>
+          <w:szCs w:val="22"/>
+        </w:rPr>
+        <w:t>, in association with AICTE</w:t>
       </w:r>
     </w:p>
     <w:p>
@@ -91,8 +127,33 @@
           <w:sz w:val="22"/>
           <w:szCs w:val="22"/>
         </w:rPr>
-        <w:t xml:space="preserve">Submitted by: [Your Full Name]</w:t>
-      </w:r>
+        <w:t xml:space="preserve">Submitted by: </w:t>
+      </w:r>
+      <w:proofErr w:type="spellStart"/>
+      <w:r>
+        <w:rPr>
+          <w:sz w:val="22"/>
+          <w:szCs w:val="22"/>
+        </w:rPr>
+        <w:t>Srujan</w:t>
+      </w:r>
+      <w:proofErr w:type="spellEnd"/>
+      <w:r>
+        <w:rPr>
+          <w:sz w:val="22"/>
+          <w:szCs w:val="22"/>
+        </w:rPr>
+        <w:t xml:space="preserve"> </w:t>
+      </w:r>
+      <w:proofErr w:type="spellStart"/>
+      <w:r>
+        <w:rPr>
+          <w:sz w:val="22"/>
+          <w:szCs w:val="22"/>
+        </w:rPr>
+        <w:t>Jathan</w:t>
+      </w:r>
+      <w:proofErr w:type="spellEnd"/>
     </w:p>
     <w:p>
       <w:pPr>
@@ -104,8 +165,33 @@
           <w:sz w:val="22"/>
           <w:szCs w:val="22"/>
         </w:rPr>
-        <w:t xml:space="preserve">Institution: [Your Institution Name]</w:t>
-      </w:r>
+        <w:t xml:space="preserve">Institution: </w:t>
+      </w:r>
+      <w:proofErr w:type="spellStart"/>
+      <w:r>
+        <w:rPr>
+          <w:sz w:val="22"/>
+          <w:szCs w:val="22"/>
+        </w:rPr>
+        <w:t>Milagres</w:t>
+      </w:r>
+      <w:proofErr w:type="spellEnd"/>
+      <w:r>
+        <w:rPr>
+          <w:sz w:val="22"/>
+          <w:szCs w:val="22"/>
+        </w:rPr>
+        <w:t xml:space="preserve"> College </w:t>
+      </w:r>
+      <w:proofErr w:type="spellStart"/>
+      <w:r>
+        <w:rPr>
+          <w:sz w:val="22"/>
+          <w:szCs w:val="22"/>
+        </w:rPr>
+        <w:t>Kallianpur</w:t>
+      </w:r>
+      <w:proofErr w:type="spellEnd"/>
     </w:p>
     <w:p>
       <w:pPr>
@@ -117,8 +203,17 @@
           <w:sz w:val="22"/>
           <w:szCs w:val="22"/>
         </w:rPr>
-        <w:t xml:space="preserve">Branch / Specialization: [Your Branch]</w:t>
-      </w:r>
+        <w:t xml:space="preserve">Branch / Specialization: Bachelor of Computer </w:t>
+      </w:r>
+      <w:proofErr w:type="spellStart"/>
+      <w:r>
+        <w:rPr>
+          <w:sz w:val="22"/>
+          <w:szCs w:val="22"/>
+        </w:rPr>
+        <w:t>Apllications</w:t>
+      </w:r>
+      <w:proofErr w:type="spellEnd"/>
     </w:p>
     <w:p>
       <w:pPr>
@@ -129,7 +224,7 @@
           <w:sz w:val="22"/>
           <w:szCs w:val="22"/>
         </w:rPr>
-        <w:t xml:space="preserve">Date: September 2026</w:t>
+        <w:t>Date: September 2026</w:t>
       </w:r>
     </w:p>
     <w:p>
@@ -140,162 +235,360 @@
     <w:p>
       <w:pPr>
         <w:pStyle w:val="Heading1"/>
-        <w:spacing w:after="150" w:before="300"/>
-      </w:pPr>
-      <w:r>
-        <w:t xml:space="preserve">Abstract</w:t>
+        <w:spacing w:before="300" w:after="150"/>
+      </w:pPr>
+      <w:r>
+        <w:lastRenderedPageBreak/>
+        <w:t>Abstract</w:t>
       </w:r>
     </w:p>
     <w:p>
       <w:pPr>
         <w:spacing w:after="150"/>
-      </w:pPr>
-      <w:r>
-        <w:t xml:space="preserve">Employee attrition — the voluntary or involuntary departure of employees — is one of the most pressing challenges faced by human resources departments, as it directly affects productivity, morale, and recruitment costs. This project applies data analytics and machine learning techniques to IBM's HR Employee Attrition dataset, sourced from Kaggle, to identify the key factors that drive employee attrition and to build predictive models capable of flagging employees at risk of leaving. The workflow covers data cleaning, exploratory data analysis (EDA), feature engineering, and the training and evaluation of Logistic Regression and Random Forest classifiers. The analysis reveals that overtime, job satisfaction, monthly income, and tenure are among the strongest predictors of attrition, and the resulting models and insights can support HR teams in designing targeted, proactive retention strategies.</w:t>
+        <w:rPr>
+          <w:sz w:val="22"/>
+          <w:szCs w:val="22"/>
+        </w:rPr>
+      </w:pPr>
+      <w:r>
+        <w:rPr>
+          <w:sz w:val="22"/>
+          <w:szCs w:val="22"/>
+        </w:rPr>
+        <w:t>Employee attrition — the voluntary or involuntary departure of em</w:t>
+      </w:r>
+      <w:r>
+        <w:rPr>
+          <w:sz w:val="22"/>
+          <w:szCs w:val="22"/>
+        </w:rPr>
+        <w:t>ployees — is one of the most pressing challenges faced by human resources departments, as it directly affects productivity, morale, and recruitment costs. This project applies data analytics and machine learning techniques to IBM's HR Employee Attrition da</w:t>
+      </w:r>
+      <w:r>
+        <w:rPr>
+          <w:sz w:val="22"/>
+          <w:szCs w:val="22"/>
+        </w:rPr>
+        <w:t xml:space="preserve">taset, sourced from Kaggle, to identify the key factors that drive employee attrition and to build predictive models capable of flagging employees at risk of leaving. The workflow covers data cleaning, exploratory data analysis (EDA), feature engineering, </w:t>
+      </w:r>
+      <w:r>
+        <w:rPr>
+          <w:sz w:val="22"/>
+          <w:szCs w:val="22"/>
+        </w:rPr>
+        <w:t>and the training and evaluation of Logistic Regression and Random Forest classifiers. The analysis reveals that overtime, job satisfaction, monthly income, and tenure are among the strongest predictors of attrition, and the resulting models and insights ca</w:t>
+      </w:r>
+      <w:r>
+        <w:rPr>
+          <w:sz w:val="22"/>
+          <w:szCs w:val="22"/>
+        </w:rPr>
+        <w:t>n support HR teams in designing targeted, proactive retention strategies.</w:t>
       </w:r>
     </w:p>
     <w:p>
       <w:pPr>
         <w:pStyle w:val="Heading1"/>
-        <w:spacing w:after="150" w:before="300"/>
-      </w:pPr>
-      <w:r>
-        <w:t xml:space="preserve">Table of Contents</w:t>
+        <w:spacing w:before="300" w:after="150"/>
+      </w:pPr>
+      <w:r>
+        <w:t>Table of Contents</w:t>
       </w:r>
     </w:p>
     <w:p>
       <w:pPr>
         <w:spacing w:after="150"/>
-      </w:pPr>
-      <w:r>
-        <w:t xml:space="preserve">1. Introduction</w:t>
+        <w:rPr>
+          <w:sz w:val="22"/>
+          <w:szCs w:val="22"/>
+        </w:rPr>
+      </w:pPr>
+      <w:r>
+        <w:rPr>
+          <w:sz w:val="22"/>
+          <w:szCs w:val="22"/>
+        </w:rPr>
+        <w:t>1. Introduction</w:t>
       </w:r>
     </w:p>
     <w:p>
       <w:pPr>
         <w:spacing w:after="150"/>
-      </w:pPr>
-      <w:r>
-        <w:t xml:space="preserve">2. Objectives</w:t>
+        <w:rPr>
+          <w:sz w:val="22"/>
+          <w:szCs w:val="22"/>
+        </w:rPr>
+      </w:pPr>
+      <w:r>
+        <w:rPr>
+          <w:sz w:val="22"/>
+          <w:szCs w:val="22"/>
+        </w:rPr>
+        <w:t>2. Objectives</w:t>
       </w:r>
     </w:p>
     <w:p>
       <w:pPr>
         <w:spacing w:after="150"/>
-      </w:pPr>
-      <w:r>
-        <w:t xml:space="preserve">3. Dataset Description</w:t>
+        <w:rPr>
+          <w:sz w:val="22"/>
+          <w:szCs w:val="22"/>
+        </w:rPr>
+      </w:pPr>
+      <w:r>
+        <w:rPr>
+          <w:sz w:val="22"/>
+          <w:szCs w:val="22"/>
+        </w:rPr>
+        <w:t>3. Dataset Description</w:t>
       </w:r>
     </w:p>
     <w:p>
       <w:pPr>
         <w:spacing w:after="150"/>
-      </w:pPr>
-      <w:r>
-        <w:t xml:space="preserve">4. Tools and Technologies</w:t>
+        <w:rPr>
+          <w:sz w:val="22"/>
+          <w:szCs w:val="22"/>
+        </w:rPr>
+      </w:pPr>
+      <w:r>
+        <w:rPr>
+          <w:sz w:val="22"/>
+          <w:szCs w:val="22"/>
+        </w:rPr>
+        <w:t>4. Tools and Technologies</w:t>
       </w:r>
     </w:p>
     <w:p>
       <w:pPr>
         <w:spacing w:after="150"/>
-      </w:pPr>
-      <w:r>
-        <w:t xml:space="preserve">5. Methodology</w:t>
+        <w:rPr>
+          <w:sz w:val="22"/>
+          <w:szCs w:val="22"/>
+        </w:rPr>
+      </w:pPr>
+      <w:r>
+        <w:rPr>
+          <w:sz w:val="22"/>
+          <w:szCs w:val="22"/>
+        </w:rPr>
+        <w:t>5. Methodology</w:t>
       </w:r>
     </w:p>
     <w:p>
       <w:pPr>
         <w:spacing w:after="150"/>
-      </w:pPr>
-      <w:r>
-        <w:t xml:space="preserve">6. Exploratory Data Analysis — Key Observations</w:t>
+        <w:rPr>
+          <w:sz w:val="22"/>
+          <w:szCs w:val="22"/>
+        </w:rPr>
+      </w:pPr>
+      <w:r>
+        <w:rPr>
+          <w:sz w:val="22"/>
+          <w:szCs w:val="22"/>
+        </w:rPr>
+        <w:t>6. Exploratory Data Analysis — Key Observations</w:t>
       </w:r>
     </w:p>
     <w:p>
       <w:pPr>
         <w:spacing w:after="150"/>
-      </w:pPr>
-      <w:r>
-        <w:t xml:space="preserve">7. Model Building and Evaluation</w:t>
+        <w:rPr>
+          <w:sz w:val="22"/>
+          <w:szCs w:val="22"/>
+        </w:rPr>
+      </w:pPr>
+      <w:r>
+        <w:rPr>
+          <w:sz w:val="22"/>
+          <w:szCs w:val="22"/>
+        </w:rPr>
+        <w:t xml:space="preserve">7. Model Building and </w:t>
+      </w:r>
+      <w:r>
+        <w:rPr>
+          <w:sz w:val="22"/>
+          <w:szCs w:val="22"/>
+        </w:rPr>
+        <w:t>Evaluation</w:t>
       </w:r>
     </w:p>
     <w:p>
       <w:pPr>
         <w:spacing w:after="150"/>
-      </w:pPr>
-      <w:r>
-        <w:t xml:space="preserve">8. Results</w:t>
+        <w:rPr>
+          <w:sz w:val="22"/>
+          <w:szCs w:val="22"/>
+        </w:rPr>
+      </w:pPr>
+      <w:r>
+        <w:rPr>
+          <w:sz w:val="22"/>
+          <w:szCs w:val="22"/>
+        </w:rPr>
+        <w:t>8. Results</w:t>
       </w:r>
     </w:p>
     <w:p>
       <w:pPr>
         <w:spacing w:after="150"/>
-      </w:pPr>
-      <w:r>
-        <w:t xml:space="preserve">9. Key Insights</w:t>
+        <w:rPr>
+          <w:sz w:val="22"/>
+          <w:szCs w:val="22"/>
+        </w:rPr>
+      </w:pPr>
+      <w:r>
+        <w:rPr>
+          <w:sz w:val="22"/>
+          <w:szCs w:val="22"/>
+        </w:rPr>
+        <w:t>9. Key Insights</w:t>
       </w:r>
     </w:p>
     <w:p>
       <w:pPr>
         <w:spacing w:after="150"/>
-      </w:pPr>
-      <w:r>
-        <w:t xml:space="preserve">10. Recommendations</w:t>
+        <w:rPr>
+          <w:sz w:val="22"/>
+          <w:szCs w:val="22"/>
+        </w:rPr>
+      </w:pPr>
+      <w:r>
+        <w:rPr>
+          <w:sz w:val="22"/>
+          <w:szCs w:val="22"/>
+        </w:rPr>
+        <w:t>10. Recommendations</w:t>
       </w:r>
     </w:p>
     <w:p>
       <w:pPr>
         <w:spacing w:after="150"/>
-      </w:pPr>
-      <w:r>
-        <w:t xml:space="preserve">11. Conclusion</w:t>
+        <w:rPr>
+          <w:sz w:val="22"/>
+          <w:szCs w:val="22"/>
+        </w:rPr>
+      </w:pPr>
+      <w:r>
+        <w:rPr>
+          <w:sz w:val="22"/>
+          <w:szCs w:val="22"/>
+        </w:rPr>
+        <w:t>11. Conclusion</w:t>
       </w:r>
     </w:p>
     <w:p>
       <w:pPr>
         <w:spacing w:after="150"/>
-      </w:pPr>
-      <w:r>
-        <w:t xml:space="preserve">12. References</w:t>
-      </w:r>
-    </w:p>
-    <w:p>
-      <w:r>
+        <w:rPr>
+          <w:sz w:val="22"/>
+          <w:szCs w:val="22"/>
+        </w:rPr>
+      </w:pPr>
+      <w:r>
+        <w:rPr>
+          <w:sz w:val="22"/>
+          <w:szCs w:val="22"/>
+        </w:rPr>
+        <w:t>12. References</w:t>
+      </w:r>
+    </w:p>
+    <w:p>
+      <w:r>
+        <w:rPr>
+          <w:sz w:val="22"/>
+          <w:szCs w:val="22"/>
+        </w:rPr>
         <w:br w:type="page"/>
       </w:r>
     </w:p>
     <w:p>
       <w:pPr>
         <w:pStyle w:val="Heading1"/>
-        <w:spacing w:after="150" w:before="300"/>
-      </w:pPr>
-      <w:r>
-        <w:t xml:space="preserve">1. Introduction</w:t>
+        <w:spacing w:before="300" w:after="150"/>
+      </w:pPr>
+      <w:r>
+        <w:lastRenderedPageBreak/>
+        <w:t>1. Introduction</w:t>
       </w:r>
     </w:p>
     <w:p>
       <w:pPr>
         <w:spacing w:after="150"/>
-      </w:pPr>
-      <w:r>
-        <w:t xml:space="preserve">Organizations invest significant time and resources in hiring and training employees. When an employee leaves — a phenomenon known as attrition — that investment is lost, and the organization incurs further costs in recruiting and onboarding a replacement. Understanding the drivers of attrition allows HR departments to move from a reactive approach (responding after an employee resigns) to a proactive one (identifying at-risk employees and intervening early).</w:t>
+        <w:rPr>
+          <w:sz w:val="22"/>
+          <w:szCs w:val="22"/>
+        </w:rPr>
+      </w:pPr>
+      <w:r>
+        <w:rPr>
+          <w:sz w:val="22"/>
+          <w:szCs w:val="22"/>
+        </w:rPr>
+        <w:t xml:space="preserve">Organizations invest significant time and resources in hiring and training employees. When an </w:t>
+      </w:r>
+      <w:proofErr w:type="gramStart"/>
+      <w:r>
+        <w:rPr>
+          <w:sz w:val="22"/>
+          <w:szCs w:val="22"/>
+        </w:rPr>
+        <w:t>employee leaves</w:t>
+      </w:r>
+      <w:proofErr w:type="gramEnd"/>
+      <w:r>
+        <w:rPr>
+          <w:sz w:val="22"/>
+          <w:szCs w:val="22"/>
+        </w:rPr>
+        <w:t xml:space="preserve"> — a phenomenon known as attrition — that investment is lost, and the organization incurs further costs in recruiting and onboarding a replacement.</w:t>
+      </w:r>
+      <w:r>
+        <w:rPr>
+          <w:sz w:val="22"/>
+          <w:szCs w:val="22"/>
+        </w:rPr>
+        <w:t xml:space="preserve"> Understanding the drivers of attrition allows HR departments to move from a reactive approach (responding after an employee resigns) to a proactive one (identifying at-risk employees and intervening early).</w:t>
       </w:r>
     </w:p>
     <w:p>
       <w:pPr>
         <w:spacing w:after="150"/>
-      </w:pPr>
-      <w:r>
-        <w:t xml:space="preserve">This project uses IBM's publicly available HR Analytics Employee Attrition &amp; Performance dataset to explore patterns in employee data and to build a machine learning model that predicts the likelihood of attrition for a given employee, based on demographic, job-related, and satisfaction-related attributes.</w:t>
+        <w:rPr>
+          <w:sz w:val="22"/>
+          <w:szCs w:val="22"/>
+        </w:rPr>
+      </w:pPr>
+      <w:r>
+        <w:rPr>
+          <w:sz w:val="22"/>
+          <w:szCs w:val="22"/>
+        </w:rPr>
+        <w:t>This project uses IBM's publicly available HR An</w:t>
+      </w:r>
+      <w:r>
+        <w:rPr>
+          <w:sz w:val="22"/>
+          <w:szCs w:val="22"/>
+        </w:rPr>
+        <w:t>alytics Employee Attrition &amp; Performance dataset to explore patterns in employee data and to build a machine learning model that predicts the likelihood of attrition for a given employee, based on demographic, job-related, and satisfaction-related attribut</w:t>
+      </w:r>
+      <w:r>
+        <w:rPr>
+          <w:sz w:val="22"/>
+          <w:szCs w:val="22"/>
+        </w:rPr>
+        <w:t>es.</w:t>
       </w:r>
     </w:p>
     <w:p>
       <w:pPr>
         <w:pStyle w:val="Heading1"/>
-        <w:spacing w:after="150" w:before="300"/>
-      </w:pPr>
-      <w:r>
-        <w:t xml:space="preserve">2. Objectives</w:t>
+        <w:spacing w:before="300" w:after="150"/>
+      </w:pPr>
+      <w:r>
+        <w:t>2. Objectives</w:t>
       </w:r>
     </w:p>
     <w:p>
@@ -306,9 +599,17 @@
           <w:numId w:val="1"/>
         </w:numPr>
         <w:spacing w:after="80"/>
-      </w:pPr>
-      <w:r>
-        <w:t xml:space="preserve">To perform data cleaning and preprocessing on the HR employee dataset.</w:t>
+        <w:rPr>
+          <w:sz w:val="22"/>
+          <w:szCs w:val="22"/>
+        </w:rPr>
+      </w:pPr>
+      <w:r>
+        <w:rPr>
+          <w:sz w:val="22"/>
+          <w:szCs w:val="22"/>
+        </w:rPr>
+        <w:t>To perform data cleaning and preprocessing on the HR employee dataset.</w:t>
       </w:r>
     </w:p>
     <w:p>
@@ -319,9 +620,17 @@
           <w:numId w:val="1"/>
         </w:numPr>
         <w:spacing w:after="80"/>
-      </w:pPr>
-      <w:r>
-        <w:t xml:space="preserve">To conduct exploratory data analysis (EDA) and visualize relationships between employee attributes and attrition.</w:t>
+        <w:rPr>
+          <w:sz w:val="22"/>
+          <w:szCs w:val="22"/>
+        </w:rPr>
+      </w:pPr>
+      <w:r>
+        <w:rPr>
+          <w:sz w:val="22"/>
+          <w:szCs w:val="22"/>
+        </w:rPr>
+        <w:t>To conduct exploratory data analysis (EDA) and visualize relationships between employee attributes and attrition.</w:t>
       </w:r>
     </w:p>
     <w:p>
@@ -332,9 +641,24 @@
           <w:numId w:val="1"/>
         </w:numPr>
         <w:spacing w:after="80"/>
-      </w:pPr>
-      <w:r>
-        <w:t xml:space="preserve">To identify the key factors most strongly associated with employee attrition.</w:t>
+        <w:rPr>
+          <w:sz w:val="22"/>
+          <w:szCs w:val="22"/>
+        </w:rPr>
+      </w:pPr>
+      <w:r>
+        <w:rPr>
+          <w:sz w:val="22"/>
+          <w:szCs w:val="22"/>
+        </w:rPr>
+        <w:t xml:space="preserve">To identify the key factors most strongly associated </w:t>
+      </w:r>
+      <w:r>
+        <w:rPr>
+          <w:sz w:val="22"/>
+          <w:szCs w:val="22"/>
+        </w:rPr>
+        <w:t>with employee attrition.</w:t>
       </w:r>
     </w:p>
     <w:p>
@@ -345,9 +669,17 @@
           <w:numId w:val="1"/>
         </w:numPr>
         <w:spacing w:after="80"/>
-      </w:pPr>
-      <w:r>
-        <w:t xml:space="preserve">To build, train, and evaluate machine learning classification models that predict attrition.</w:t>
+        <w:rPr>
+          <w:sz w:val="22"/>
+          <w:szCs w:val="22"/>
+        </w:rPr>
+      </w:pPr>
+      <w:r>
+        <w:rPr>
+          <w:sz w:val="22"/>
+          <w:szCs w:val="22"/>
+        </w:rPr>
+        <w:t>To build, train, and evaluate machine learning classification models that predict attrition.</w:t>
       </w:r>
     </w:p>
     <w:p>
@@ -358,58 +690,120 @@
           <w:numId w:val="1"/>
         </w:numPr>
         <w:spacing w:after="80"/>
-      </w:pPr>
-      <w:r>
-        <w:t xml:space="preserve">To derive actionable recommendations for HR teams based on the findings.</w:t>
+        <w:rPr>
+          <w:sz w:val="22"/>
+          <w:szCs w:val="22"/>
+        </w:rPr>
+      </w:pPr>
+      <w:r>
+        <w:rPr>
+          <w:sz w:val="22"/>
+          <w:szCs w:val="22"/>
+        </w:rPr>
+        <w:t>To derive actionable recommendations for HR teams based on the findings.</w:t>
       </w:r>
     </w:p>
     <w:p>
       <w:pPr>
         <w:pStyle w:val="Heading1"/>
-        <w:spacing w:after="150" w:before="300"/>
-      </w:pPr>
-      <w:r>
-        <w:t xml:space="preserve">3. Dataset Description</w:t>
+        <w:spacing w:before="300" w:after="150"/>
+      </w:pPr>
+      <w:r>
+        <w:t>3. Dataset Description</w:t>
       </w:r>
     </w:p>
     <w:p>
       <w:pPr>
         <w:spacing w:after="150"/>
-      </w:pPr>
-      <w:r>
-        <w:t xml:space="preserve">Dataset name: IBM HR Analytics Employee Attrition &amp; Performance</w:t>
+        <w:rPr>
+          <w:sz w:val="22"/>
+          <w:szCs w:val="22"/>
+        </w:rPr>
+      </w:pPr>
+      <w:r>
+        <w:rPr>
+          <w:sz w:val="22"/>
+          <w:szCs w:val="22"/>
+        </w:rPr>
+        <w:t xml:space="preserve">Dataset name: </w:t>
+      </w:r>
+      <w:r>
+        <w:rPr>
+          <w:sz w:val="22"/>
+          <w:szCs w:val="22"/>
+        </w:rPr>
+        <w:t>HR Analytics Employee At</w:t>
+      </w:r>
+      <w:r>
+        <w:rPr>
+          <w:sz w:val="22"/>
+          <w:szCs w:val="22"/>
+        </w:rPr>
+        <w:t>trition &amp; Performance</w:t>
       </w:r>
     </w:p>
     <w:p>
       <w:pPr>
         <w:spacing w:after="150"/>
-      </w:pPr>
-      <w:r>
-        <w:t xml:space="preserve">Source: Kaggle — https://www.kaggle.com/datasets/itssuru/hr-employee-attrition</w:t>
+        <w:rPr>
+          <w:sz w:val="22"/>
+          <w:szCs w:val="22"/>
+        </w:rPr>
+      </w:pPr>
+      <w:r>
+        <w:rPr>
+          <w:sz w:val="22"/>
+          <w:szCs w:val="22"/>
+        </w:rPr>
+        <w:t>Source: Kaggle — https://www.kaggle.com/datasets/itssuru/hr-employee-attrition</w:t>
       </w:r>
     </w:p>
     <w:p>
       <w:pPr>
         <w:spacing w:after="150"/>
-      </w:pPr>
-      <w:r>
-        <w:t xml:space="preserve">Size: 1,470 employee records with 35 attributes.</w:t>
+        <w:rPr>
+          <w:sz w:val="22"/>
+          <w:szCs w:val="22"/>
+        </w:rPr>
+      </w:pPr>
+      <w:r>
+        <w:rPr>
+          <w:sz w:val="22"/>
+          <w:szCs w:val="22"/>
+        </w:rPr>
+        <w:t>Size: 1,470 employee records with 35 attributes.</w:t>
       </w:r>
     </w:p>
     <w:p>
       <w:pPr>
         <w:spacing w:after="150"/>
-      </w:pPr>
-      <w:r>
-        <w:t xml:space="preserve">Target variable: Attrition (Yes / No)</w:t>
+        <w:rPr>
+          <w:sz w:val="22"/>
+          <w:szCs w:val="22"/>
+        </w:rPr>
+      </w:pPr>
+      <w:r>
+        <w:rPr>
+          <w:sz w:val="22"/>
+          <w:szCs w:val="22"/>
+        </w:rPr>
+        <w:t>Target variable: Attrition (Yes / No)</w:t>
       </w:r>
     </w:p>
     <w:p>
       <w:pPr>
         <w:spacing w:after="150"/>
-      </w:pPr>
-      <w:r>
-        <w:t xml:space="preserve">Key feature categories:</w:t>
+        <w:rPr>
+          <w:sz w:val="22"/>
+          <w:szCs w:val="22"/>
+        </w:rPr>
+      </w:pPr>
+      <w:r>
+        <w:rPr>
+          <w:sz w:val="22"/>
+          <w:szCs w:val="22"/>
+        </w:rPr>
+        <w:t>Key feature categories:</w:t>
       </w:r>
     </w:p>
     <w:p>
@@ -420,9 +814,24 @@
           <w:numId w:val="1"/>
         </w:numPr>
         <w:spacing w:after="80"/>
-      </w:pPr>
-      <w:r>
-        <w:t xml:space="preserve">Demographics: Age, Gender, Marital Status, Education, Education Field</w:t>
+        <w:rPr>
+          <w:sz w:val="22"/>
+          <w:szCs w:val="22"/>
+        </w:rPr>
+      </w:pPr>
+      <w:r>
+        <w:rPr>
+          <w:sz w:val="22"/>
+          <w:szCs w:val="22"/>
+        </w:rPr>
+        <w:t>Demographics: Age, Gender, Marital Status, E</w:t>
+      </w:r>
+      <w:r>
+        <w:rPr>
+          <w:sz w:val="22"/>
+          <w:szCs w:val="22"/>
+        </w:rPr>
+        <w:t>ducation, Education Field</w:t>
       </w:r>
     </w:p>
     <w:p>
@@ -433,10 +842,27 @@
           <w:numId w:val="1"/>
         </w:numPr>
         <w:spacing w:after="80"/>
-      </w:pPr>
-      <w:r>
-        <w:t xml:space="preserve">Job details: Department, Job Role, Job Level, Monthly Income, Business Travel, OverTime</w:t>
-      </w:r>
+        <w:rPr>
+          <w:sz w:val="22"/>
+          <w:szCs w:val="22"/>
+        </w:rPr>
+      </w:pPr>
+      <w:r>
+        <w:rPr>
+          <w:sz w:val="22"/>
+          <w:szCs w:val="22"/>
+        </w:rPr>
+        <w:t xml:space="preserve">Job details: Department, Job Role, Job Level, Monthly Income, Business Travel, </w:t>
+      </w:r>
+      <w:proofErr w:type="spellStart"/>
+      <w:r>
+        <w:rPr>
+          <w:sz w:val="22"/>
+          <w:szCs w:val="22"/>
+        </w:rPr>
+        <w:t>OverTime</w:t>
+      </w:r>
+      <w:proofErr w:type="spellEnd"/>
     </w:p>
     <w:p>
       <w:pPr>
@@ -446,9 +872,17 @@
           <w:numId w:val="1"/>
         </w:numPr>
         <w:spacing w:after="80"/>
-      </w:pPr>
-      <w:r>
-        <w:t xml:space="preserve">Satisfaction metrics: Job Satisfaction, Environment Satisfaction, Work-Life Balance, Job Involvement, Relationship Satisfaction</w:t>
+        <w:rPr>
+          <w:sz w:val="22"/>
+          <w:szCs w:val="22"/>
+        </w:rPr>
+      </w:pPr>
+      <w:r>
+        <w:rPr>
+          <w:sz w:val="22"/>
+          <w:szCs w:val="22"/>
+        </w:rPr>
+        <w:t>Satisfaction metrics: Job Satisfaction, Environment Satisfaction, Work-Life Balance, Job Involvement, Relationship Satisfaction</w:t>
       </w:r>
     </w:p>
     <w:p>
@@ -459,18 +893,49 @@
           <w:numId w:val="1"/>
         </w:numPr>
         <w:spacing w:after="80"/>
-      </w:pPr>
-      <w:r>
-        <w:t xml:space="preserve">Tenure information: Years at Company, Total Working Years, Years in Current Role, Years Since Last Promotion, Years With Current Manager</w:t>
+        <w:rPr>
+          <w:sz w:val="22"/>
+          <w:szCs w:val="22"/>
+        </w:rPr>
+      </w:pPr>
+      <w:r>
+        <w:rPr>
+          <w:sz w:val="22"/>
+          <w:szCs w:val="22"/>
+        </w:rPr>
+        <w:t xml:space="preserve">Tenure information: Years at Company, Total Working Years, Years in Current Role, Years Since Last Promotion, Years </w:t>
+      </w:r>
+      <w:proofErr w:type="gramStart"/>
+      <w:r>
+        <w:rPr>
+          <w:sz w:val="22"/>
+          <w:szCs w:val="22"/>
+        </w:rPr>
+        <w:t>With</w:t>
+      </w:r>
+      <w:proofErr w:type="gramEnd"/>
+      <w:r>
+        <w:rPr>
+          <w:sz w:val="22"/>
+          <w:szCs w:val="22"/>
+        </w:rPr>
+        <w:t xml:space="preserve"> Current</w:t>
+      </w:r>
+      <w:r>
+        <w:rPr>
+          <w:sz w:val="22"/>
+          <w:szCs w:val="22"/>
+        </w:rPr>
+        <w:t xml:space="preserve"> Manager</w:t>
       </w:r>
     </w:p>
     <w:p>
       <w:pPr>
         <w:pStyle w:val="Heading1"/>
-        <w:spacing w:after="150" w:before="300"/>
-      </w:pPr>
-      <w:r>
-        <w:t xml:space="preserve">4. Tools and Technologies</w:t>
+        <w:spacing w:before="300" w:after="150"/>
+      </w:pPr>
+      <w:r>
+        <w:t>4. Tools and Technologies</w:t>
       </w:r>
     </w:p>
     <w:p>
@@ -481,9 +946,17 @@
           <w:numId w:val="1"/>
         </w:numPr>
         <w:spacing w:after="80"/>
-      </w:pPr>
-      <w:r>
-        <w:t xml:space="preserve">Python 3 — programming language</w:t>
+        <w:rPr>
+          <w:sz w:val="22"/>
+          <w:szCs w:val="22"/>
+        </w:rPr>
+      </w:pPr>
+      <w:r>
+        <w:rPr>
+          <w:sz w:val="22"/>
+          <w:szCs w:val="22"/>
+        </w:rPr>
+        <w:t>Python 3 — programming language</w:t>
       </w:r>
     </w:p>
     <w:p>
@@ -494,9 +967,17 @@
           <w:numId w:val="1"/>
         </w:numPr>
         <w:spacing w:after="80"/>
-      </w:pPr>
-      <w:r>
-        <w:t xml:space="preserve">Pandas, NumPy — data manipulation and analysis</w:t>
+        <w:rPr>
+          <w:sz w:val="22"/>
+          <w:szCs w:val="22"/>
+        </w:rPr>
+      </w:pPr>
+      <w:r>
+        <w:rPr>
+          <w:sz w:val="22"/>
+          <w:szCs w:val="22"/>
+        </w:rPr>
+        <w:t>Pandas, NumPy — data manipulation and analysis</w:t>
       </w:r>
     </w:p>
     <w:p>
@@ -507,9 +988,17 @@
           <w:numId w:val="1"/>
         </w:numPr>
         <w:spacing w:after="80"/>
-      </w:pPr>
-      <w:r>
-        <w:t xml:space="preserve">Matplotlib, Seaborn — data visualization</w:t>
+        <w:rPr>
+          <w:sz w:val="22"/>
+          <w:szCs w:val="22"/>
+        </w:rPr>
+      </w:pPr>
+      <w:r>
+        <w:rPr>
+          <w:sz w:val="22"/>
+          <w:szCs w:val="22"/>
+        </w:rPr>
+        <w:t>Matplotlib, Seaborn — data visualization</w:t>
       </w:r>
     </w:p>
     <w:p>
@@ -520,9 +1009,17 @@
           <w:numId w:val="1"/>
         </w:numPr>
         <w:spacing w:after="80"/>
-      </w:pPr>
-      <w:r>
-        <w:t xml:space="preserve">Scikit-learn — machine learning model building and evaluation</w:t>
+        <w:rPr>
+          <w:sz w:val="22"/>
+          <w:szCs w:val="22"/>
+        </w:rPr>
+      </w:pPr>
+      <w:r>
+        <w:rPr>
+          <w:sz w:val="22"/>
+          <w:szCs w:val="22"/>
+        </w:rPr>
+        <w:t>Scikit-learn — machine learning model building and evaluation</w:t>
       </w:r>
     </w:p>
     <w:p>
@@ -533,86 +1030,212 @@
           <w:numId w:val="1"/>
         </w:numPr>
         <w:spacing w:after="80"/>
-      </w:pPr>
-      <w:r>
-        <w:t xml:space="preserve">Jupyter Notebook — interactive development environment</w:t>
+        <w:rPr>
+          <w:sz w:val="22"/>
+          <w:szCs w:val="22"/>
+        </w:rPr>
+      </w:pPr>
+      <w:proofErr w:type="spellStart"/>
+      <w:r>
+        <w:rPr>
+          <w:sz w:val="22"/>
+          <w:szCs w:val="22"/>
+        </w:rPr>
+        <w:t>Jupyter</w:t>
+      </w:r>
+      <w:proofErr w:type="spellEnd"/>
+      <w:r>
+        <w:rPr>
+          <w:sz w:val="22"/>
+          <w:szCs w:val="22"/>
+        </w:rPr>
+        <w:t xml:space="preserve"> Notebook — interactive development environment</w:t>
       </w:r>
     </w:p>
     <w:p>
       <w:pPr>
         <w:pStyle w:val="Heading1"/>
-        <w:spacing w:after="150" w:before="300"/>
-      </w:pPr>
-      <w:r>
-        <w:t xml:space="preserve">5. Methodology</w:t>
+        <w:spacing w:before="300" w:after="150"/>
+      </w:pPr>
+      <w:r>
+        <w:lastRenderedPageBreak/>
+        <w:t>5. Methodology</w:t>
       </w:r>
     </w:p>
     <w:p>
       <w:pPr>
         <w:pStyle w:val="Heading2"/>
-        <w:spacing w:after="100" w:before="200"/>
-      </w:pPr>
-      <w:r>
-        <w:t xml:space="preserve">5.1 Data Cleaning</w:t>
+        <w:spacing w:before="200" w:after="100"/>
+      </w:pPr>
+      <w:r>
+        <w:t>5.1 Data Cleaning</w:t>
       </w:r>
     </w:p>
     <w:p>
       <w:pPr>
         <w:spacing w:after="150"/>
-      </w:pPr>
-      <w:r>
-        <w:t xml:space="preserve">The dataset was checked for missing values and duplicate records. Columns with constant values across all rows (such as EmployeeCount, StandardHours, and Over18) were dropped, as they carry no analytical value.</w:t>
+        <w:rPr>
+          <w:sz w:val="22"/>
+          <w:szCs w:val="22"/>
+        </w:rPr>
+      </w:pPr>
+      <w:r>
+        <w:rPr>
+          <w:sz w:val="22"/>
+          <w:szCs w:val="22"/>
+        </w:rPr>
+        <w:t xml:space="preserve">The dataset was checked for missing values and duplicate records. Columns with constant values across all </w:t>
+      </w:r>
+      <w:r>
+        <w:rPr>
+          <w:sz w:val="22"/>
+          <w:szCs w:val="22"/>
+        </w:rPr>
+        <w:t xml:space="preserve">rows (such as </w:t>
+      </w:r>
+      <w:proofErr w:type="spellStart"/>
+      <w:r>
+        <w:rPr>
+          <w:sz w:val="22"/>
+          <w:szCs w:val="22"/>
+        </w:rPr>
+        <w:t>EmployeeCount</w:t>
+      </w:r>
+      <w:proofErr w:type="spellEnd"/>
+      <w:r>
+        <w:rPr>
+          <w:sz w:val="22"/>
+          <w:szCs w:val="22"/>
+        </w:rPr>
+        <w:t xml:space="preserve">, </w:t>
+      </w:r>
+      <w:proofErr w:type="spellStart"/>
+      <w:r>
+        <w:rPr>
+          <w:sz w:val="22"/>
+          <w:szCs w:val="22"/>
+        </w:rPr>
+        <w:t>StandardHours</w:t>
+      </w:r>
+      <w:proofErr w:type="spellEnd"/>
+      <w:r>
+        <w:rPr>
+          <w:sz w:val="22"/>
+          <w:szCs w:val="22"/>
+        </w:rPr>
+        <w:t>, and Over18) were dropped, as they carry no analytical value.</w:t>
       </w:r>
     </w:p>
     <w:p>
       <w:pPr>
         <w:pStyle w:val="Heading2"/>
-        <w:spacing w:after="100" w:before="200"/>
-      </w:pPr>
-      <w:r>
-        <w:t xml:space="preserve">5.2 Exploratory Data Analysis</w:t>
+        <w:spacing w:before="200" w:after="100"/>
+      </w:pPr>
+      <w:r>
+        <w:t>5.2 Exploratory Data Analysis</w:t>
       </w:r>
     </w:p>
     <w:p>
       <w:pPr>
         <w:spacing w:after="150"/>
-      </w:pPr>
-      <w:r>
-        <w:t xml:space="preserve">Univariate and bivariate analyses were performed to understand the distribution of the target variable and its relationship with other features. Visualizations included bar charts, box plots, histograms, and a correlation heatmap.</w:t>
+        <w:rPr>
+          <w:sz w:val="22"/>
+          <w:szCs w:val="22"/>
+        </w:rPr>
+      </w:pPr>
+      <w:r>
+        <w:rPr>
+          <w:sz w:val="22"/>
+          <w:szCs w:val="22"/>
+        </w:rPr>
+        <w:t>Univariate and bivariate analyses were performed to understand the distribution of the target variable and its relationsh</w:t>
+      </w:r>
+      <w:r>
+        <w:rPr>
+          <w:sz w:val="22"/>
+          <w:szCs w:val="22"/>
+        </w:rPr>
+        <w:t>ip with other features. Visualizations included bar charts, box plots, histograms, and a correlation heatmap.</w:t>
       </w:r>
     </w:p>
     <w:p>
       <w:pPr>
         <w:pStyle w:val="Heading2"/>
-        <w:spacing w:after="100" w:before="200"/>
-      </w:pPr>
-      <w:r>
-        <w:t xml:space="preserve">5.3 Feature Engineering</w:t>
+        <w:spacing w:before="200" w:after="100"/>
+      </w:pPr>
+      <w:r>
+        <w:t>5.3 Feature Engineering</w:t>
       </w:r>
     </w:p>
     <w:p>
       <w:pPr>
         <w:spacing w:after="150"/>
-      </w:pPr>
-      <w:r>
-        <w:t xml:space="preserve">Categorical variables (e.g., Department, Job Role, Gender, OverTime) were label-encoded into numeric form so they could be used by machine learning algorithms.</w:t>
+        <w:rPr>
+          <w:sz w:val="22"/>
+          <w:szCs w:val="22"/>
+        </w:rPr>
+      </w:pPr>
+      <w:r>
+        <w:rPr>
+          <w:sz w:val="22"/>
+          <w:szCs w:val="22"/>
+        </w:rPr>
+        <w:t xml:space="preserve">Categorical variables (e.g., Department, Job Role, Gender, </w:t>
+      </w:r>
+      <w:proofErr w:type="spellStart"/>
+      <w:r>
+        <w:rPr>
+          <w:sz w:val="22"/>
+          <w:szCs w:val="22"/>
+        </w:rPr>
+        <w:t>OverTime</w:t>
+      </w:r>
+      <w:proofErr w:type="spellEnd"/>
+      <w:r>
+        <w:rPr>
+          <w:sz w:val="22"/>
+          <w:szCs w:val="22"/>
+        </w:rPr>
+        <w:t>) were label-encoded into numeric form so they could be</w:t>
+      </w:r>
+      <w:r>
+        <w:rPr>
+          <w:sz w:val="22"/>
+          <w:szCs w:val="22"/>
+        </w:rPr>
+        <w:t xml:space="preserve"> used by machine learning algorithms.</w:t>
       </w:r>
     </w:p>
     <w:p>
       <w:pPr>
         <w:pStyle w:val="Heading2"/>
-        <w:spacing w:after="100" w:before="200"/>
-      </w:pPr>
-      <w:r>
-        <w:t xml:space="preserve">5.4 Model Building</w:t>
+        <w:spacing w:before="200" w:after="100"/>
+      </w:pPr>
+      <w:r>
+        <w:t>5.4 Model Building</w:t>
       </w:r>
     </w:p>
     <w:p>
       <w:pPr>
         <w:spacing w:after="150"/>
-      </w:pPr>
-      <w:r>
-        <w:t xml:space="preserve">The dataset was split into training (80%) and testing (20%) sets, stratified by the target variable to preserve class balance. Two classification models were trained: Logistic Regression (an interpretable linear baseline) and Random Forest (an ensemble method capable of capturing non-linear relationships). Both models were configured with class balancing to account for the fact that attrition is a minority class in the dataset.</w:t>
+        <w:rPr>
+          <w:sz w:val="22"/>
+          <w:szCs w:val="22"/>
+        </w:rPr>
+      </w:pPr>
+      <w:r>
+        <w:rPr>
+          <w:sz w:val="22"/>
+          <w:szCs w:val="22"/>
+        </w:rPr>
+        <w:t>The dataset was split into training (80%) and testing (20%) sets, stratified by the target variable to preserve class balance. Two classification models were trained: Logistic Regression (an interpre</w:t>
+      </w:r>
+      <w:r>
+        <w:rPr>
+          <w:sz w:val="22"/>
+          <w:szCs w:val="22"/>
+        </w:rPr>
+        <w:t>table linear baseline) and Random Forest (an ensemble method capable of capturing non-linear relationships). Both models were configured with class balancing to account for the fact that attrition is a minority class in the dataset.</w:t>
       </w:r>
     </w:p>
     <w:p>
@@ -623,10 +1246,14 @@
     <w:p>
       <w:pPr>
         <w:pStyle w:val="Heading1"/>
-        <w:spacing w:after="150" w:before="300"/>
-      </w:pPr>
-      <w:r>
-        <w:t xml:space="preserve">6. Exploratory Data Analysis — Key Observations</w:t>
+        <w:spacing w:before="300" w:after="150"/>
+      </w:pPr>
+      <w:r>
+        <w:lastRenderedPageBreak/>
+        <w:t>6. Exploratory Data A</w:t>
+      </w:r>
+      <w:r>
+        <w:t>nalysis — Key Observations</w:t>
       </w:r>
     </w:p>
     <w:p>
@@ -637,9 +1264,17 @@
           <w:numId w:val="1"/>
         </w:numPr>
         <w:spacing w:after="80"/>
-      </w:pPr>
-      <w:r>
-        <w:t xml:space="preserve">The dataset is imbalanced: roughly 80% of employees stayed ("No") versus about 20% who left ("Yes").</w:t>
+        <w:rPr>
+          <w:sz w:val="22"/>
+          <w:szCs w:val="22"/>
+        </w:rPr>
+      </w:pPr>
+      <w:r>
+        <w:rPr>
+          <w:sz w:val="22"/>
+          <w:szCs w:val="22"/>
+        </w:rPr>
+        <w:t>The dataset is imbalanced: roughly 80% of employees stayed ("No") versus about 20% who left ("Yes").</w:t>
       </w:r>
     </w:p>
     <w:p>
@@ -650,9 +1285,17 @@
           <w:numId w:val="1"/>
         </w:numPr>
         <w:spacing w:after="80"/>
-      </w:pPr>
-      <w:r>
-        <w:t xml:space="preserve">Employees who work overtime show a markedly higher attrition rate than those who do not.</w:t>
+        <w:rPr>
+          <w:sz w:val="22"/>
+          <w:szCs w:val="22"/>
+        </w:rPr>
+      </w:pPr>
+      <w:r>
+        <w:rPr>
+          <w:sz w:val="22"/>
+          <w:szCs w:val="22"/>
+        </w:rPr>
+        <w:t>Employees who work overtime show a markedly higher attrition rate than those who do not.</w:t>
       </w:r>
     </w:p>
     <w:p>
@@ -663,9 +1306,24 @@
           <w:numId w:val="1"/>
         </w:numPr>
         <w:spacing w:after="80"/>
-      </w:pPr>
-      <w:r>
-        <w:t xml:space="preserve">Employees with low Job Satisfaction, low Environment Satisfaction, or poor Work-Life Balance scores leave at higher rates.</w:t>
+        <w:rPr>
+          <w:sz w:val="22"/>
+          <w:szCs w:val="22"/>
+        </w:rPr>
+      </w:pPr>
+      <w:r>
+        <w:rPr>
+          <w:sz w:val="22"/>
+          <w:szCs w:val="22"/>
+        </w:rPr>
+        <w:t>Employees with low Job Satisfaction, lo</w:t>
+      </w:r>
+      <w:r>
+        <w:rPr>
+          <w:sz w:val="22"/>
+          <w:szCs w:val="22"/>
+        </w:rPr>
+        <w:t>w Environment Satisfaction, or poor Work-Life Balance scores leave at higher rates.</w:t>
       </w:r>
     </w:p>
     <w:p>
@@ -676,9 +1334,17 @@
           <w:numId w:val="1"/>
         </w:numPr>
         <w:spacing w:after="80"/>
-      </w:pPr>
-      <w:r>
-        <w:t xml:space="preserve">Attrition is higher among employees with lower Monthly Income and fewer Years at Company — newer, lower-paid employees are the highest flight risk.</w:t>
+        <w:rPr>
+          <w:sz w:val="22"/>
+          <w:szCs w:val="22"/>
+        </w:rPr>
+      </w:pPr>
+      <w:r>
+        <w:rPr>
+          <w:sz w:val="22"/>
+          <w:szCs w:val="22"/>
+        </w:rPr>
+        <w:t>Attrition is higher among employees with lower Monthly Income and fewer Years at Company — newer, lower-paid employees are the highest flight risk.</w:t>
       </w:r>
     </w:p>
     <w:p>
@@ -689,9 +1355,24 @@
           <w:numId w:val="1"/>
         </w:numPr>
         <w:spacing w:after="80"/>
-      </w:pPr>
-      <w:r>
-        <w:t xml:space="preserve">Sales Representatives and Laboratory Technicians show higher attrition rates compared to other job roles.</w:t>
+        <w:rPr>
+          <w:sz w:val="22"/>
+          <w:szCs w:val="22"/>
+        </w:rPr>
+      </w:pPr>
+      <w:r>
+        <w:rPr>
+          <w:sz w:val="22"/>
+          <w:szCs w:val="22"/>
+        </w:rPr>
+        <w:t>Sales Representatives an</w:t>
+      </w:r>
+      <w:r>
+        <w:rPr>
+          <w:sz w:val="22"/>
+          <w:szCs w:val="22"/>
+        </w:rPr>
+        <w:t>d Laboratory Technicians show higher attrition rates compared to other job roles.</w:t>
       </w:r>
     </w:p>
     <w:p>
@@ -702,9 +1383,17 @@
           <w:numId w:val="1"/>
         </w:numPr>
         <w:spacing w:after="80"/>
-      </w:pPr>
-      <w:r>
-        <w:t xml:space="preserve">Frequent business travel and longer commute distance are mildly associated with higher attrition.</w:t>
+        <w:rPr>
+          <w:sz w:val="22"/>
+          <w:szCs w:val="22"/>
+        </w:rPr>
+      </w:pPr>
+      <w:r>
+        <w:rPr>
+          <w:sz w:val="22"/>
+          <w:szCs w:val="22"/>
+        </w:rPr>
+        <w:t>Frequent business travel and longer commute distance are mildly associated with higher attrition.</w:t>
       </w:r>
     </w:p>
     <w:p>
@@ -715,48 +1404,83 @@
           <w:numId w:val="1"/>
         </w:numPr>
         <w:spacing w:after="80"/>
-      </w:pPr>
-      <w:r>
-        <w:t xml:space="preserve">Younger employees (typically under 30) show a higher tendency to leave than older, more tenured employees.</w:t>
+        <w:rPr>
+          <w:sz w:val="22"/>
+          <w:szCs w:val="22"/>
+        </w:rPr>
+      </w:pPr>
+      <w:r>
+        <w:rPr>
+          <w:sz w:val="22"/>
+          <w:szCs w:val="22"/>
+        </w:rPr>
+        <w:t xml:space="preserve">Younger employees (typically under 30) show a higher tendency to leave than </w:t>
+      </w:r>
+      <w:r>
+        <w:rPr>
+          <w:sz w:val="22"/>
+          <w:szCs w:val="22"/>
+        </w:rPr>
+        <w:t>older, more tenured employees.</w:t>
       </w:r>
     </w:p>
     <w:p>
       <w:pPr>
         <w:pStyle w:val="Heading1"/>
-        <w:spacing w:after="150" w:before="300"/>
-      </w:pPr>
-      <w:r>
-        <w:t xml:space="preserve">7. Model Building and Evaluation</w:t>
+        <w:spacing w:before="300" w:after="150"/>
+      </w:pPr>
+      <w:r>
+        <w:t>7. Model Building and Evaluation</w:t>
       </w:r>
     </w:p>
     <w:p>
       <w:pPr>
         <w:spacing w:after="150"/>
-      </w:pPr>
-      <w:r>
-        <w:t xml:space="preserve">Model performance was evaluated using Accuracy, Precision, Recall, F1-score, and ROC-AUC — metrics appropriate for an imbalanced classification problem, where overall accuracy alone can be misleading.</w:t>
+        <w:rPr>
+          <w:sz w:val="22"/>
+          <w:szCs w:val="22"/>
+        </w:rPr>
+      </w:pPr>
+      <w:r>
+        <w:rPr>
+          <w:sz w:val="22"/>
+          <w:szCs w:val="22"/>
+        </w:rPr>
+        <w:t>Model performance was evaluated using Accuracy, Precision, Recall, F1-score, and ROC-AUC — metrics appropriate for an imbalanced classification problem, where overall accuracy alone can be mis</w:t>
+      </w:r>
+      <w:r>
+        <w:rPr>
+          <w:sz w:val="22"/>
+          <w:szCs w:val="22"/>
+        </w:rPr>
+        <w:t>leading.</w:t>
       </w:r>
     </w:p>
     <w:p>
       <w:pPr>
         <w:pStyle w:val="Heading1"/>
-        <w:spacing w:after="150" w:before="300"/>
-      </w:pPr>
-      <w:r>
-        <w:t xml:space="preserve">8. Results</w:t>
+        <w:spacing w:before="300" w:after="150"/>
+      </w:pPr>
+      <w:r>
+        <w:t>8. Results</w:t>
       </w:r>
     </w:p>
     <w:tbl>
       <w:tblPr>
-        <w:tblW w:type="dxa" w:w="9100"/>
+        <w:tblW w:w="9100" w:type="dxa"/>
         <w:tblBorders>
-          <w:top w:val="single" w:color="auto" w:sz="4"/>
-          <w:left w:val="single" w:color="auto" w:sz="4"/>
-          <w:bottom w:val="single" w:color="auto" w:sz="4"/>
-          <w:right w:val="single" w:color="auto" w:sz="4"/>
-          <w:insideH w:val="single" w:color="auto" w:sz="4"/>
-          <w:insideV w:val="single" w:color="auto" w:sz="4"/>
+          <w:top w:val="single" w:sz="4" w:space="0" w:color="auto"/>
+          <w:left w:val="single" w:sz="4" w:space="0" w:color="auto"/>
+          <w:bottom w:val="single" w:sz="4" w:space="0" w:color="auto"/>
+          <w:right w:val="single" w:sz="4" w:space="0" w:color="auto"/>
+          <w:insideH w:val="single" w:sz="4" w:space="0" w:color="auto"/>
+          <w:insideV w:val="single" w:sz="4" w:space="0" w:color="auto"/>
         </w:tblBorders>
+        <w:tblCellMar>
+          <w:left w:w="10" w:type="dxa"/>
+          <w:right w:w="10" w:type="dxa"/>
+        </w:tblCellMar>
+        <w:tblLook w:val="04A0" w:firstRow="1" w:lastRow="0" w:firstColumn="1" w:lastColumn="0" w:noHBand="0" w:noVBand="1"/>
       </w:tblPr>
       <w:tblGrid>
         <w:gridCol w:w="2600"/>
@@ -767,10 +1491,16 @@
         <w:gridCol w:w="1300"/>
       </w:tblGrid>
       <w:tr>
+        <w:tblPrEx>
+          <w:tblCellMar>
+            <w:top w:w="0" w:type="dxa"/>
+            <w:bottom w:w="0" w:type="dxa"/>
+          </w:tblCellMar>
+        </w:tblPrEx>
         <w:tc>
           <w:tcPr>
-            <w:tcW w:type="dxa" w:w="2600"/>
-            <w:shd w:fill="1F4E79" w:val="clear"/>
+            <w:tcW w:w="2600" w:type="dxa"/>
+            <w:shd w:val="clear" w:color="auto" w:fill="1F4E79"/>
           </w:tcPr>
           <w:p>
             <w:r>
@@ -779,14 +1509,14 @@
                 <w:bCs/>
                 <w:color w:val="FFFFFF"/>
               </w:rPr>
-              <w:t xml:space="preserve">Model</w:t>
+              <w:t>Model</w:t>
             </w:r>
           </w:p>
         </w:tc>
         <w:tc>
           <w:tcPr>
-            <w:tcW w:type="dxa" w:w="1300"/>
-            <w:shd w:fill="1F4E79" w:val="clear"/>
+            <w:tcW w:w="1300" w:type="dxa"/>
+            <w:shd w:val="clear" w:color="auto" w:fill="1F4E79"/>
           </w:tcPr>
           <w:p>
             <w:r>
@@ -795,14 +1525,14 @@
                 <w:bCs/>
                 <w:color w:val="FFFFFF"/>
               </w:rPr>
-              <w:t xml:space="preserve">Accuracy</w:t>
+              <w:t>Accuracy</w:t>
             </w:r>
           </w:p>
         </w:tc>
         <w:tc>
           <w:tcPr>
-            <w:tcW w:type="dxa" w:w="1300"/>
-            <w:shd w:fill="1F4E79" w:val="clear"/>
+            <w:tcW w:w="1300" w:type="dxa"/>
+            <w:shd w:val="clear" w:color="auto" w:fill="1F4E79"/>
           </w:tcPr>
           <w:p>
             <w:r>
@@ -811,14 +1541,14 @@
                 <w:bCs/>
                 <w:color w:val="FFFFFF"/>
               </w:rPr>
-              <w:t xml:space="preserve">Precision</w:t>
+              <w:t>Precision</w:t>
             </w:r>
           </w:p>
         </w:tc>
         <w:tc>
           <w:tcPr>
-            <w:tcW w:type="dxa" w:w="1300"/>
-            <w:shd w:fill="1F4E79" w:val="clear"/>
+            <w:tcW w:w="1300" w:type="dxa"/>
+            <w:shd w:val="clear" w:color="auto" w:fill="1F4E79"/>
           </w:tcPr>
           <w:p>
             <w:r>
@@ -827,14 +1557,14 @@
                 <w:bCs/>
                 <w:color w:val="FFFFFF"/>
               </w:rPr>
-              <w:t xml:space="preserve">Recall</w:t>
+              <w:t>Recall</w:t>
             </w:r>
           </w:p>
         </w:tc>
         <w:tc>
           <w:tcPr>
-            <w:tcW w:type="dxa" w:w="1300"/>
-            <w:shd w:fill="1F4E79" w:val="clear"/>
+            <w:tcW w:w="1300" w:type="dxa"/>
+            <w:shd w:val="clear" w:color="auto" w:fill="1F4E79"/>
           </w:tcPr>
           <w:p>
             <w:r>
@@ -843,14 +1573,14 @@
                 <w:bCs/>
                 <w:color w:val="FFFFFF"/>
               </w:rPr>
-              <w:t xml:space="preserve">F1-score</w:t>
+              <w:t>F1-score</w:t>
             </w:r>
           </w:p>
         </w:tc>
         <w:tc>
           <w:tcPr>
-            <w:tcW w:type="dxa" w:w="1300"/>
-            <w:shd w:fill="1F4E79" w:val="clear"/>
+            <w:tcW w:w="1300" w:type="dxa"/>
+            <w:shd w:val="clear" w:color="auto" w:fill="1F4E79"/>
           </w:tcPr>
           <w:p>
             <w:r>
@@ -859,191 +1589,275 @@
                 <w:bCs/>
                 <w:color w:val="FFFFFF"/>
               </w:rPr>
-              <w:t xml:space="preserve">ROC-AUC</w:t>
+              <w:t>ROC-AUC</w:t>
             </w:r>
           </w:p>
         </w:tc>
       </w:tr>
       <w:tr>
+        <w:tblPrEx>
+          <w:tblCellMar>
+            <w:top w:w="0" w:type="dxa"/>
+            <w:bottom w:w="0" w:type="dxa"/>
+          </w:tblCellMar>
+        </w:tblPrEx>
         <w:tc>
           <w:tcPr>
-            <w:tcW w:type="dxa" w:w="2600"/>
+            <w:tcW w:w="2600" w:type="dxa"/>
           </w:tcPr>
           <w:p>
+            <w:pPr>
+              <w:rPr>
+                <w:sz w:val="22"/>
+                <w:szCs w:val="22"/>
+              </w:rPr>
+            </w:pPr>
             <w:r>
               <w:rPr>
-                <w:b w:val="false"/>
-                <w:bCs w:val="false"/>
                 <w:color w:val="000000"/>
+                <w:sz w:val="22"/>
+                <w:szCs w:val="22"/>
               </w:rPr>
-              <w:t xml:space="preserve">Logistic Regression</w:t>
+              <w:t>Logistic Regression</w:t>
             </w:r>
           </w:p>
         </w:tc>
         <w:tc>
           <w:tcPr>
-            <w:tcW w:type="dxa" w:w="1300"/>
+            <w:tcW w:w="1300" w:type="dxa"/>
           </w:tcPr>
           <w:p>
+            <w:pPr>
+              <w:rPr>
+                <w:sz w:val="22"/>
+                <w:szCs w:val="22"/>
+              </w:rPr>
+            </w:pPr>
             <w:r>
               <w:rPr>
-                <w:b w:val="false"/>
-                <w:bCs w:val="false"/>
                 <w:color w:val="000000"/>
+                <w:sz w:val="22"/>
+                <w:szCs w:val="22"/>
               </w:rPr>
-              <w:t xml:space="preserve">0.653</w:t>
+              <w:t>0.653</w:t>
             </w:r>
           </w:p>
         </w:tc>
         <w:tc>
           <w:tcPr>
-            <w:tcW w:type="dxa" w:w="1300"/>
+            <w:tcW w:w="1300" w:type="dxa"/>
           </w:tcPr>
           <w:p>
+            <w:pPr>
+              <w:rPr>
+                <w:sz w:val="22"/>
+                <w:szCs w:val="22"/>
+              </w:rPr>
+            </w:pPr>
             <w:r>
               <w:rPr>
-                <w:b w:val="false"/>
-                <w:bCs w:val="false"/>
                 <w:color w:val="000000"/>
+                <w:sz w:val="22"/>
+                <w:szCs w:val="22"/>
               </w:rPr>
-              <w:t xml:space="preserve">0.304</w:t>
+              <w:t>0.304</w:t>
             </w:r>
           </w:p>
         </w:tc>
         <w:tc>
           <w:tcPr>
-            <w:tcW w:type="dxa" w:w="1300"/>
+            <w:tcW w:w="1300" w:type="dxa"/>
           </w:tcPr>
           <w:p>
+            <w:pPr>
+              <w:rPr>
+                <w:sz w:val="22"/>
+                <w:szCs w:val="22"/>
+              </w:rPr>
+            </w:pPr>
             <w:r>
               <w:rPr>
-                <w:b w:val="false"/>
-                <w:bCs w:val="false"/>
                 <w:color w:val="000000"/>
+                <w:sz w:val="22"/>
+                <w:szCs w:val="22"/>
               </w:rPr>
-              <w:t xml:space="preserve">0.614</w:t>
+              <w:t>0.614</w:t>
             </w:r>
           </w:p>
         </w:tc>
         <w:tc>
           <w:tcPr>
-            <w:tcW w:type="dxa" w:w="1300"/>
+            <w:tcW w:w="1300" w:type="dxa"/>
           </w:tcPr>
           <w:p>
+            <w:pPr>
+              <w:rPr>
+                <w:sz w:val="22"/>
+                <w:szCs w:val="22"/>
+              </w:rPr>
+            </w:pPr>
             <w:r>
               <w:rPr>
-                <w:b w:val="false"/>
-                <w:bCs w:val="false"/>
                 <w:color w:val="000000"/>
+                <w:sz w:val="22"/>
+                <w:szCs w:val="22"/>
               </w:rPr>
-              <w:t xml:space="preserve">0.407</w:t>
+              <w:t>0.407</w:t>
             </w:r>
           </w:p>
         </w:tc>
         <w:tc>
           <w:tcPr>
-            <w:tcW w:type="dxa" w:w="1300"/>
+            <w:tcW w:w="1300" w:type="dxa"/>
           </w:tcPr>
           <w:p>
+            <w:pPr>
+              <w:rPr>
+                <w:sz w:val="22"/>
+                <w:szCs w:val="22"/>
+              </w:rPr>
+            </w:pPr>
             <w:r>
               <w:rPr>
-                <w:b w:val="false"/>
-                <w:bCs w:val="false"/>
                 <w:color w:val="000000"/>
+                <w:sz w:val="22"/>
+                <w:szCs w:val="22"/>
               </w:rPr>
-              <w:t xml:space="preserve">0.663</w:t>
+              <w:t>0.663</w:t>
             </w:r>
           </w:p>
         </w:tc>
       </w:tr>
       <w:tr>
+        <w:tblPrEx>
+          <w:tblCellMar>
+            <w:top w:w="0" w:type="dxa"/>
+            <w:bottom w:w="0" w:type="dxa"/>
+          </w:tblCellMar>
+        </w:tblPrEx>
         <w:tc>
           <w:tcPr>
-            <w:tcW w:type="dxa" w:w="2600"/>
+            <w:tcW w:w="2600" w:type="dxa"/>
           </w:tcPr>
           <w:p>
+            <w:pPr>
+              <w:rPr>
+                <w:sz w:val="22"/>
+                <w:szCs w:val="22"/>
+              </w:rPr>
+            </w:pPr>
             <w:r>
               <w:rPr>
-                <w:b w:val="false"/>
-                <w:bCs w:val="false"/>
                 <w:color w:val="000000"/>
+                <w:sz w:val="22"/>
+                <w:szCs w:val="22"/>
               </w:rPr>
-              <w:t xml:space="preserve">Random Forest</w:t>
+              <w:t>Random Forest</w:t>
             </w:r>
           </w:p>
         </w:tc>
         <w:tc>
           <w:tcPr>
-            <w:tcW w:type="dxa" w:w="1300"/>
+            <w:tcW w:w="1300" w:type="dxa"/>
           </w:tcPr>
           <w:p>
+            <w:pPr>
+              <w:rPr>
+                <w:sz w:val="22"/>
+                <w:szCs w:val="22"/>
+              </w:rPr>
+            </w:pPr>
             <w:r>
               <w:rPr>
-                <w:b w:val="false"/>
-                <w:bCs w:val="false"/>
                 <w:color w:val="000000"/>
+                <w:sz w:val="22"/>
+                <w:szCs w:val="22"/>
               </w:rPr>
-              <w:t xml:space="preserve">0.786</w:t>
+              <w:t>0.786</w:t>
             </w:r>
           </w:p>
         </w:tc>
         <w:tc>
           <w:tcPr>
-            <w:tcW w:type="dxa" w:w="1300"/>
+            <w:tcW w:w="1300" w:type="dxa"/>
           </w:tcPr>
           <w:p>
+            <w:pPr>
+              <w:rPr>
+                <w:sz w:val="22"/>
+                <w:szCs w:val="22"/>
+              </w:rPr>
+            </w:pPr>
             <w:r>
               <w:rPr>
-                <w:b w:val="false"/>
-                <w:bCs w:val="false"/>
                 <w:color w:val="000000"/>
+                <w:sz w:val="22"/>
+                <w:szCs w:val="22"/>
               </w:rPr>
-              <w:t xml:space="preserve">0.125</w:t>
+              <w:t>0.125</w:t>
             </w:r>
           </w:p>
         </w:tc>
         <w:tc>
           <w:tcPr>
-            <w:tcW w:type="dxa" w:w="1300"/>
+            <w:tcW w:w="1300" w:type="dxa"/>
           </w:tcPr>
           <w:p>
+            <w:pPr>
+              <w:rPr>
+                <w:sz w:val="22"/>
+                <w:szCs w:val="22"/>
+              </w:rPr>
+            </w:pPr>
             <w:r>
               <w:rPr>
-                <w:b w:val="false"/>
-                <w:bCs w:val="false"/>
                 <w:color w:val="000000"/>
+                <w:sz w:val="22"/>
+                <w:szCs w:val="22"/>
               </w:rPr>
-              <w:t xml:space="preserve">0.018</w:t>
+              <w:t>0.018</w:t>
             </w:r>
           </w:p>
         </w:tc>
         <w:tc>
           <w:tcPr>
-            <w:tcW w:type="dxa" w:w="1300"/>
+            <w:tcW w:w="1300" w:type="dxa"/>
           </w:tcPr>
           <w:p>
+            <w:pPr>
+              <w:rPr>
+                <w:sz w:val="22"/>
+                <w:szCs w:val="22"/>
+              </w:rPr>
+            </w:pPr>
             <w:r>
               <w:rPr>
-                <w:b w:val="false"/>
-                <w:bCs w:val="false"/>
                 <w:color w:val="000000"/>
+                <w:sz w:val="22"/>
+                <w:szCs w:val="22"/>
               </w:rPr>
-              <w:t xml:space="preserve">0.031</w:t>
+              <w:t>0.031</w:t>
             </w:r>
           </w:p>
         </w:tc>
         <w:tc>
           <w:tcPr>
-            <w:tcW w:type="dxa" w:w="1300"/>
+            <w:tcW w:w="1300" w:type="dxa"/>
           </w:tcPr>
           <w:p>
+            <w:pPr>
+              <w:rPr>
+                <w:sz w:val="22"/>
+                <w:szCs w:val="22"/>
+              </w:rPr>
+            </w:pPr>
             <w:r>
               <w:rPr>
-                <w:b w:val="false"/>
-                <w:bCs w:val="false"/>
                 <w:color w:val="000000"/>
+                <w:sz w:val="22"/>
+                <w:szCs w:val="22"/>
               </w:rPr>
-              <w:t xml:space="preserve">0.708</w:t>
+              <w:t>0.708</w:t>
             </w:r>
           </w:p>
         </w:tc>
@@ -1052,23 +1866,49 @@
     <w:p>
       <w:pPr>
         <w:spacing w:after="200"/>
+        <w:rPr>
+          <w:sz w:val="22"/>
+          <w:szCs w:val="22"/>
+        </w:rPr>
       </w:pPr>
     </w:p>
     <w:p>
       <w:pPr>
         <w:spacing w:after="150"/>
-      </w:pPr>
-      <w:r>
-        <w:t xml:space="preserve">The Random Forest model achieves a higher ROC-AUC (0.708) than Logistic Regression (0.663), indicating it better separates employees who leave from those who stay when ranked by predicted risk. Logistic Regression, on the other hand, achieves substantially higher Recall (0.614 vs 0.018), meaning it identifies far more of the actual leavers — an important consideration for HR, where the practical cost of missing an at-risk employee (a false negative) is typically higher than the cost of a false alarm. In a real-world deployment, the classification threshold of the chosen model would be tuned to prioritize Recall, since the goal is to catch as many at-risk employees as possible for early intervention.</w:t>
+        <w:rPr>
+          <w:sz w:val="22"/>
+          <w:szCs w:val="22"/>
+        </w:rPr>
+      </w:pPr>
+      <w:r>
+        <w:rPr>
+          <w:sz w:val="22"/>
+          <w:szCs w:val="22"/>
+        </w:rPr>
+        <w:t>The Random Forest model achieves a higher ROC-AUC (0.708) than Logistic Regression (0.663), indicating it better separates employees who leave from those who stay when ranked by predicted risk. Logistic Regression, on the other hand, achieves substantially</w:t>
+      </w:r>
+      <w:r>
+        <w:rPr>
+          <w:sz w:val="22"/>
+          <w:szCs w:val="22"/>
+        </w:rPr>
+        <w:t xml:space="preserve"> higher Recall (0.614 vs 0.018), meaning it identifies far more of the actual leavers — an important consideration for HR, where the practical cost of missing an at-risk employee (a false negative) is typically higher than the cost of a false alarm. In a r</w:t>
+      </w:r>
+      <w:r>
+        <w:rPr>
+          <w:sz w:val="22"/>
+          <w:szCs w:val="22"/>
+        </w:rPr>
+        <w:t>eal-world deployment, the classification threshold of the chosen model would be tuned to prioritize Recall, since the goal is to catch as many at-risk employees as possible for early intervention.</w:t>
       </w:r>
     </w:p>
     <w:p>
       <w:pPr>
         <w:pStyle w:val="Heading1"/>
-        <w:spacing w:after="150" w:before="300"/>
-      </w:pPr>
-      <w:r>
-        <w:t xml:space="preserve">9. Key Insights</w:t>
+        <w:spacing w:before="300" w:after="150"/>
+      </w:pPr>
+      <w:r>
+        <w:t>9. Key Insights</w:t>
       </w:r>
     </w:p>
     <w:p>
@@ -1079,9 +1919,33 @@
           <w:numId w:val="1"/>
         </w:numPr>
         <w:spacing w:after="80"/>
-      </w:pPr>
-      <w:r>
-        <w:t xml:space="preserve">OverTime is one of the single strongest predictors of attrition.</w:t>
+        <w:rPr>
+          <w:sz w:val="22"/>
+          <w:szCs w:val="22"/>
+        </w:rPr>
+      </w:pPr>
+      <w:proofErr w:type="spellStart"/>
+      <w:r>
+        <w:rPr>
+          <w:sz w:val="22"/>
+          <w:szCs w:val="22"/>
+        </w:rPr>
+        <w:t>OverTime</w:t>
+      </w:r>
+      <w:proofErr w:type="spellEnd"/>
+      <w:r>
+        <w:rPr>
+          <w:sz w:val="22"/>
+          <w:szCs w:val="22"/>
+        </w:rPr>
+        <w:t xml:space="preserve"> is one of the single strongest pre</w:t>
+      </w:r>
+      <w:r>
+        <w:rPr>
+          <w:sz w:val="22"/>
+          <w:szCs w:val="22"/>
+        </w:rPr>
+        <w:t>dictors of attrition.</w:t>
       </w:r>
     </w:p>
     <w:p>
@@ -1092,9 +1956,17 @@
           <w:numId w:val="1"/>
         </w:numPr>
         <w:spacing w:after="80"/>
-      </w:pPr>
-      <w:r>
-        <w:t xml:space="preserve">Compensation and career growth (income, promotions, tenure) materially affect retention.</w:t>
+        <w:rPr>
+          <w:sz w:val="22"/>
+          <w:szCs w:val="22"/>
+        </w:rPr>
+      </w:pPr>
+      <w:r>
+        <w:rPr>
+          <w:sz w:val="22"/>
+          <w:szCs w:val="22"/>
+        </w:rPr>
+        <w:t>Compensation and career growth (income, promotions, tenure) materially affect retention.</w:t>
       </w:r>
     </w:p>
     <w:p>
@@ -1105,9 +1977,17 @@
           <w:numId w:val="1"/>
         </w:numPr>
         <w:spacing w:after="80"/>
-      </w:pPr>
-      <w:r>
-        <w:t xml:space="preserve">Employee satisfaction and work-life balance are as important as pay in determining attrition risk.</w:t>
+        <w:rPr>
+          <w:sz w:val="22"/>
+          <w:szCs w:val="22"/>
+        </w:rPr>
+      </w:pPr>
+      <w:r>
+        <w:rPr>
+          <w:sz w:val="22"/>
+          <w:szCs w:val="22"/>
+        </w:rPr>
+        <w:t>Employee satisfaction and work-life balance are as important as pay in determining attrition risk.</w:t>
       </w:r>
     </w:p>
     <w:p>
@@ -1118,18 +1998,40 @@
           <w:numId w:val="1"/>
         </w:numPr>
         <w:spacing w:after="80"/>
-      </w:pPr>
-      <w:r>
-        <w:t xml:space="preserve">Attrition risk is not uniform — it is concentrated among specific roles, income bands, and tenure groups, making targeted interventions more efficient than blanket policies.</w:t>
+        <w:rPr>
+          <w:sz w:val="22"/>
+          <w:szCs w:val="22"/>
+        </w:rPr>
+      </w:pPr>
+      <w:r>
+        <w:rPr>
+          <w:sz w:val="22"/>
+          <w:szCs w:val="22"/>
+        </w:rPr>
+        <w:t>Attrition risk is not uniform — it is concentr</w:t>
+      </w:r>
+      <w:r>
+        <w:rPr>
+          <w:sz w:val="22"/>
+          <w:szCs w:val="22"/>
+        </w:rPr>
+        <w:t>ated among specific roles, income bands, and tenure groups, making targeted interventions more efficient than blanket policies.</w:t>
       </w:r>
     </w:p>
     <w:p>
       <w:pPr>
         <w:pStyle w:val="Heading1"/>
-        <w:spacing w:after="150" w:before="300"/>
-      </w:pPr>
-      <w:r>
-        <w:t xml:space="preserve">10. Recommendations</w:t>
+        <w:spacing w:before="300" w:after="150"/>
+      </w:pPr>
+    </w:p>
+    <w:p>
+      <w:pPr>
+        <w:pStyle w:val="Heading1"/>
+        <w:spacing w:before="300" w:after="150"/>
+      </w:pPr>
+      <w:r>
+        <w:lastRenderedPageBreak/>
+        <w:t>10. Recommendations</w:t>
       </w:r>
     </w:p>
     <w:p>
@@ -1140,9 +2042,17 @@
           <w:numId w:val="1"/>
         </w:numPr>
         <w:spacing w:after="80"/>
-      </w:pPr>
-      <w:r>
-        <w:t xml:space="preserve">Review workload and overtime policies, particularly in departments and roles with high attrition.</w:t>
+        <w:rPr>
+          <w:sz w:val="22"/>
+          <w:szCs w:val="22"/>
+        </w:rPr>
+      </w:pPr>
+      <w:r>
+        <w:rPr>
+          <w:sz w:val="22"/>
+          <w:szCs w:val="22"/>
+        </w:rPr>
+        <w:t>Review workload and overtime policies, particularly in departments and roles with high attrition.</w:t>
       </w:r>
     </w:p>
     <w:p>
@@ -1153,9 +2063,17 @@
           <w:numId w:val="1"/>
         </w:numPr>
         <w:spacing w:after="80"/>
-      </w:pPr>
-      <w:r>
-        <w:t xml:space="preserve">Introduce structured onboarding and mentorship programs for employees in their first two years.</w:t>
+        <w:rPr>
+          <w:sz w:val="22"/>
+          <w:szCs w:val="22"/>
+        </w:rPr>
+      </w:pPr>
+      <w:r>
+        <w:rPr>
+          <w:sz w:val="22"/>
+          <w:szCs w:val="22"/>
+        </w:rPr>
+        <w:t>Introduce structured onboarding and mentorship programs for employees in their first two years.</w:t>
       </w:r>
     </w:p>
     <w:p>
@@ -1166,9 +2084,24 @@
           <w:numId w:val="1"/>
         </w:numPr>
         <w:spacing w:after="80"/>
-      </w:pPr>
-      <w:r>
-        <w:t xml:space="preserve">Benchmark compensation against market rates for job levels/roles showing high attrition.</w:t>
+        <w:rPr>
+          <w:sz w:val="22"/>
+          <w:szCs w:val="22"/>
+        </w:rPr>
+      </w:pPr>
+      <w:r>
+        <w:rPr>
+          <w:sz w:val="22"/>
+          <w:szCs w:val="22"/>
+        </w:rPr>
+        <w:t>Benchmark compensation against market rates for job levels/rol</w:t>
+      </w:r>
+      <w:r>
+        <w:rPr>
+          <w:sz w:val="22"/>
+          <w:szCs w:val="22"/>
+        </w:rPr>
+        <w:t>es showing high attrition.</w:t>
       </w:r>
     </w:p>
     <w:p>
@@ -1179,9 +2112,17 @@
           <w:numId w:val="1"/>
         </w:numPr>
         <w:spacing w:after="80"/>
-      </w:pPr>
-      <w:r>
-        <w:t xml:space="preserve">Conduct regular employee satisfaction and work-life balance surveys, with clear follow-up actions on low scores.</w:t>
+        <w:rPr>
+          <w:sz w:val="22"/>
+          <w:szCs w:val="22"/>
+        </w:rPr>
+      </w:pPr>
+      <w:r>
+        <w:rPr>
+          <w:sz w:val="22"/>
+          <w:szCs w:val="22"/>
+        </w:rPr>
+        <w:t>Conduct regular employee satisfaction and work-life balance surveys, with clear follow-up actions on low scores.</w:t>
       </w:r>
     </w:p>
     <w:p>
@@ -1192,162 +2133,169 @@
           <w:numId w:val="1"/>
         </w:numPr>
         <w:spacing w:after="80"/>
-      </w:pPr>
-      <w:r>
-        <w:t xml:space="preserve">Use the model's predicted attrition probability to proactively flag high-risk employees for HR outreach and retention conversations.</w:t>
+        <w:rPr>
+          <w:sz w:val="22"/>
+          <w:szCs w:val="22"/>
+        </w:rPr>
+      </w:pPr>
+      <w:r>
+        <w:rPr>
+          <w:sz w:val="22"/>
+          <w:szCs w:val="22"/>
+        </w:rPr>
+        <w:t>Use the model's predicted attrition probability to proactively flag high-risk employees for HR outreach and retentio</w:t>
+      </w:r>
+      <w:r>
+        <w:rPr>
+          <w:sz w:val="22"/>
+          <w:szCs w:val="22"/>
+        </w:rPr>
+        <w:t>n conversations.</w:t>
       </w:r>
     </w:p>
     <w:p>
       <w:pPr>
         <w:pStyle w:val="Heading1"/>
-        <w:spacing w:after="150" w:before="300"/>
-      </w:pPr>
-      <w:r>
-        <w:t xml:space="preserve">11. Conclusion</w:t>
+        <w:spacing w:before="300" w:after="150"/>
+      </w:pPr>
+      <w:r>
+        <w:t>11. Conclusion</w:t>
       </w:r>
     </w:p>
     <w:p>
       <w:pPr>
         <w:spacing w:after="150"/>
-      </w:pPr>
-      <w:r>
-        <w:t xml:space="preserve">This project demonstrates a complete, end-to-end data analytics pipeline — from data cleaning and exploratory analysis to predictive modeling — applied to a real-world human resources problem. The analysis confirms that attrition is driven by a combination of workload (overtime), compensation, tenure, and employee satisfaction factors. The trained models provide a practical foundation for building an early-warning system that HR teams can use to identify and retain valuable employees before they decide to leave.</w:t>
+        <w:rPr>
+          <w:sz w:val="22"/>
+          <w:szCs w:val="22"/>
+        </w:rPr>
+      </w:pPr>
+      <w:r>
+        <w:rPr>
+          <w:sz w:val="22"/>
+          <w:szCs w:val="22"/>
+        </w:rPr>
+        <w:t>This project demonstrates a complete, end-to-end data analytics pipeline — from data cleaning and exploratory analysis to predictive modeling — applied to a real-world human resources problem. The analysis confirms that attr</w:t>
+      </w:r>
+      <w:r>
+        <w:rPr>
+          <w:sz w:val="22"/>
+          <w:szCs w:val="22"/>
+        </w:rPr>
+        <w:t>ition is driven by a combination of workload (overtime), compensation, tenure, and employee satisfaction factors. The trained models provide a practical foundation for building an early-warning system that HR teams can use to identify and retain valuable e</w:t>
+      </w:r>
+      <w:r>
+        <w:rPr>
+          <w:sz w:val="22"/>
+          <w:szCs w:val="22"/>
+        </w:rPr>
+        <w:t>mployees before they decide to leave.</w:t>
       </w:r>
     </w:p>
     <w:p>
       <w:pPr>
         <w:pStyle w:val="Heading1"/>
-        <w:spacing w:after="150" w:before="300"/>
-      </w:pPr>
-      <w:r>
-        <w:t xml:space="preserve">12. References</w:t>
+        <w:spacing w:before="300" w:after="150"/>
+      </w:pPr>
+      <w:r>
+        <w:t>12. References</w:t>
       </w:r>
     </w:p>
     <w:p>
       <w:pPr>
         <w:spacing w:after="150"/>
-      </w:pPr>
-      <w:r>
-        <w:t xml:space="preserve">1. IBM HR Analytics Employee Attrition &amp; Performance Dataset, Kaggle: https://www.kaggle.com/datasets/itssuru/hr-employee-attrition</w:t>
+        <w:rPr>
+          <w:sz w:val="22"/>
+          <w:szCs w:val="22"/>
+        </w:rPr>
+      </w:pPr>
+      <w:r>
+        <w:rPr>
+          <w:sz w:val="22"/>
+          <w:szCs w:val="22"/>
+        </w:rPr>
+        <w:t xml:space="preserve">1. </w:t>
+      </w:r>
+      <w:r>
+        <w:rPr>
+          <w:sz w:val="22"/>
+          <w:szCs w:val="22"/>
+        </w:rPr>
+        <w:t>HR Analytics Employee Attrition &amp; Performance Dataset, Kaggle: https://www.kaggle.com/datasets/itssuru/hr-employee-attrition</w:t>
       </w:r>
     </w:p>
     <w:p>
       <w:pPr>
         <w:spacing w:after="150"/>
-      </w:pPr>
-      <w:r>
-        <w:t xml:space="preserve">2. Pandas Documentation: https://pandas.pydata.org/docs/</w:t>
+        <w:rPr>
+          <w:sz w:val="22"/>
+          <w:szCs w:val="22"/>
+        </w:rPr>
+      </w:pPr>
+      <w:r>
+        <w:rPr>
+          <w:sz w:val="22"/>
+          <w:szCs w:val="22"/>
+        </w:rPr>
+        <w:t>2. Pandas Documentation: https://pandas.pydata.org/docs/</w:t>
       </w:r>
     </w:p>
     <w:p>
       <w:pPr>
         <w:spacing w:after="150"/>
-      </w:pPr>
-      <w:r>
-        <w:t xml:space="preserve">3. Scikit-learn Documentation: https://scikit-learn.org/stable/documentation.html</w:t>
+        <w:rPr>
+          <w:sz w:val="22"/>
+          <w:szCs w:val="22"/>
+        </w:rPr>
+      </w:pPr>
+      <w:r>
+        <w:rPr>
+          <w:sz w:val="22"/>
+          <w:szCs w:val="22"/>
+        </w:rPr>
+        <w:t>3. Scikit-lear</w:t>
+      </w:r>
+      <w:r>
+        <w:rPr>
+          <w:sz w:val="22"/>
+          <w:szCs w:val="22"/>
+        </w:rPr>
+        <w:t>n Documentation: https://scikit-learn.org/stable/documentation.html</w:t>
       </w:r>
     </w:p>
     <w:p>
       <w:pPr>
         <w:spacing w:after="150"/>
-      </w:pPr>
-      <w:r>
-        <w:t xml:space="preserve">4. Seaborn Documentation: https://seaborn.pydata.org/</w:t>
+        <w:rPr>
+          <w:sz w:val="22"/>
+          <w:szCs w:val="22"/>
+        </w:rPr>
+      </w:pPr>
+      <w:r>
+        <w:rPr>
+          <w:sz w:val="22"/>
+          <w:szCs w:val="22"/>
+        </w:rPr>
+        <w:t>4. Seaborn Documentation: https://seaborn.pydata.org/</w:t>
       </w:r>
     </w:p>
     <w:sectPr>
-      <w:pgSz w:w="12240" w:h="15840" w:orient="portrait"/>
+      <w:pgSz w:w="12240" w:h="15840"/>
       <w:pgMar w:top="1440" w:right="1440" w:bottom="1440" w:left="1440" w:header="708" w:footer="708" w:gutter="0"/>
-      <w:pgNumType/>
+      <w:cols w:space="720"/>
       <w:docGrid w:linePitch="360"/>
     </w:sectPr>
   </w:body>
 </w:document>
 </file>
 
-<file path=word/comments.xml><?xml version="1.0" encoding="utf-8"?>
-<w:comments xmlns:cx="http://schemas.microsoft.com/office/drawing/2014/chartex" xmlns:cx1="http://schemas.microsoft.com/office/drawing/2015/9/8/chartex" xmlns:cx2="http://schemas.microsoft.com/office/drawing/2015/10/21/chartex" xmlns:cx3="http://schemas.microsoft.com/office/drawing/2016/5/9/chartex" xmlns:cx4="http://schemas.microsoft.com/office/drawing/2016/5/10/chartex" xmlns:cx5="http://schemas.microsoft.com/office/drawing/2016/5/11/chartex" xmlns:cx6="http://schemas.microsoft.com/office/drawing/2016/5/12/chartex" xmlns:cx7="http://schemas.microsoft.com/office/drawing/2016/5/13/chartex" xmlns:cx8="http://schemas.microsoft.com/office/drawing/2016/5/14/chartex" xmlns:mc="http://schemas.openxmlformats.org/markup-compatibility/2006" xmlns:aink="http://schemas.microsoft.com/office/drawing/2016/ink" xmlns:am3d="http://schemas.microsoft.com/office/drawing/2017/model3d" xmlns:o="urn:schemas-microsoft-com:office:office" xmlns:r="http://schemas.openxmlformats.org/officeDocument/2006/relationships" xmlns:m="http://schemas.openxmlformats.org/officeDocument/2006/math" xmlns:v="urn:schemas-microsoft-com:vml" xmlns:wp14="http://schemas.microsoft.com/office/word/2010/wordprocessingDrawing" xmlns:wp="http://schemas.openxmlformats.org/drawingml/2006/wordprocessingDrawing" xmlns:w10="urn:schemas-microsoft-com:office:word" xmlns:w="http://schemas.openxmlformats.org/wordprocessingml/2006/main" xmlns:w14="http://schemas.microsoft.com/office/word/2010/wordml" xmlns:w15="http://schemas.microsoft.com/office/word/2012/wordml" xmlns:w16cex="http://schemas.microsoft.com/office/word/2018/wordml/cex" xmlns:w16cid="http://schemas.microsoft.com/office/word/2016/wordml/cid" xmlns:w16="http://schemas.microsoft.com/office/word/2018/wordml" xmlns:w16sdtdh="http://schemas.microsoft.com/office/word/2020/wordml/sdtdatahash" xmlns:w16se="http://schemas.microsoft.com/office/word/2015/wordml/symex" xmlns:wpg="http://schemas.microsoft.com/office/word/2010/wordprocessingGroup" xmlns:wpi="http://schemas.microsoft.com/office/word/2010/wordprocessingInk" xmlns:wne="http://schemas.microsoft.com/office/word/2006/wordml" xmlns:wps="http://schemas.microsoft.com/office/word/2010/wordprocessingShape"/>
-</file>
-
-<file path=word/endnotes.xml><?xml version="1.0" encoding="utf-8"?>
-<w:endnotes xmlns:wpc="http://schemas.microsoft.com/office/word/2010/wordprocessingCanvas" xmlns:mc="http://schemas.openxmlformats.org/markup-compatibility/2006" xmlns:o="urn:schemas-microsoft-com:office:office" xmlns:r="http://schemas.openxmlformats.org/officeDocument/2006/relationships" xmlns:m="http://schemas.openxmlformats.org/officeDocument/2006/math" xmlns:v="urn:schemas-microsoft-com:vml" xmlns:wp14="http://schemas.microsoft.com/office/word/2010/wordprocessingDrawing" xmlns:wp="http://schemas.openxmlformats.org/drawingml/2006/wordprocessingDrawing" xmlns:w10="urn:schemas-microsoft-com:office:word" xmlns:w="http://schemas.openxmlformats.org/wordprocessingml/2006/main" xmlns:w14="http://schemas.microsoft.com/office/word/2010/wordml" xmlns:w15="http://schemas.microsoft.com/office/word/2012/wordml" xmlns:wpg="http://schemas.microsoft.com/office/word/2010/wordprocessingGroup" xmlns:wpi="http://schemas.microsoft.com/office/word/2010/wordprocessingInk" xmlns:wne="http://schemas.microsoft.com/office/word/2006/wordml" xmlns:wps="http://schemas.microsoft.com/office/word/2010/wordprocessingShape" mc:Ignorable="w14 w15 wp14">
-  <w:endnote w:type="separator" w:id="-1">
-    <w:p>
-      <w:pPr>
-        <w:spacing w:after="0" w:line="240" w:lineRule="auto"/>
-      </w:pPr>
-      <w:r>
-        <w:rPr>
-          <w:rStyle w:val="EndnoteReference"/>
-        </w:rPr>
-        <w:endnoteRef/>
-      </w:r>
-      <w:r>
-        <w:separator/>
-      </w:r>
-    </w:p>
-  </w:endnote>
-  <w:endnote w:type="continuationSeparator" w:id="0">
-    <w:p>
-      <w:pPr>
-        <w:spacing w:after="0" w:line="240" w:lineRule="auto"/>
-      </w:pPr>
-      <w:r>
-        <w:rPr>
-          <w:rStyle w:val="EndnoteReference"/>
-        </w:rPr>
-        <w:endnoteRef/>
-      </w:r>
-      <w:r>
-        <w:continuationSeparator/>
-      </w:r>
-    </w:p>
-  </w:endnote>
-</w:endnotes>
-</file>
-
-<file path=word/footnotes.xml><?xml version="1.0" encoding="utf-8"?>
-<w:footnotes xmlns:wpc="http://schemas.microsoft.com/office/word/2010/wordprocessingCanvas" xmlns:mc="http://schemas.openxmlformats.org/markup-compatibility/2006" xmlns:o="urn:schemas-microsoft-com:office:office" xmlns:r="http://schemas.openxmlformats.org/officeDocument/2006/relationships" xmlns:m="http://schemas.openxmlformats.org/officeDocument/2006/math" xmlns:v="urn:schemas-microsoft-com:vml" xmlns:wp14="http://schemas.microsoft.com/office/word/2010/wordprocessingDrawing" xmlns:wp="http://schemas.openxmlformats.org/drawingml/2006/wordprocessingDrawing" xmlns:w10="urn:schemas-microsoft-com:office:word" xmlns:w="http://schemas.openxmlformats.org/wordprocessingml/2006/main" xmlns:w14="http://schemas.microsoft.com/office/word/2010/wordml" xmlns:w15="http://schemas.microsoft.com/office/word/2012/wordml" xmlns:wpg="http://schemas.microsoft.com/office/word/2010/wordprocessingGroup" xmlns:wpi="http://schemas.microsoft.com/office/word/2010/wordprocessingInk" xmlns:wne="http://schemas.microsoft.com/office/word/2006/wordml" xmlns:wps="http://schemas.microsoft.com/office/word/2010/wordprocessingShape" mc:Ignorable="w14 w15 wp14">
-  <w:footnote w:type="separator" w:id="-1">
-    <w:p>
-      <w:pPr>
-        <w:spacing w:after="0" w:line="240" w:lineRule="auto"/>
-      </w:pPr>
-      <w:r>
-        <w:rPr>
-          <w:rStyle w:val="FootnoteReference"/>
-        </w:rPr>
-        <w:footnoteRef/>
-      </w:r>
-      <w:r>
-        <w:separator/>
-      </w:r>
-    </w:p>
-  </w:footnote>
-  <w:footnote w:type="continuationSeparator" w:id="0">
-    <w:p>
-      <w:pPr>
-        <w:spacing w:after="0" w:line="240" w:lineRule="auto"/>
-      </w:pPr>
-      <w:r>
-        <w:rPr>
-          <w:rStyle w:val="FootnoteReference"/>
-        </w:rPr>
-        <w:footnoteRef/>
-      </w:r>
-      <w:r>
-        <w:continuationSeparator/>
-      </w:r>
-    </w:p>
-  </w:footnote>
-</w:footnotes>
-</file>
-
 <file path=word/numbering.xml><?xml version="1.0" encoding="utf-8"?>
-<w:numbering xmlns:wpc="http://schemas.microsoft.com/office/word/2010/wordprocessingCanvas" xmlns:mc="http://schemas.openxmlformats.org/markup-compatibility/2006" xmlns:o="urn:schemas-microsoft-com:office:office" xmlns:r="http://schemas.openxmlformats.org/officeDocument/2006/relationships" xmlns:m="http://schemas.openxmlformats.org/officeDocument/2006/math" xmlns:v="urn:schemas-microsoft-com:vml" xmlns:wp14="http://schemas.microsoft.com/office/word/2010/wordprocessingDrawing" xmlns:wp="http://schemas.openxmlformats.org/drawingml/2006/wordprocessingDrawing" xmlns:w10="urn:schemas-microsoft-com:office:word" xmlns:w="http://schemas.openxmlformats.org/wordprocessingml/2006/main" xmlns:w14="http://schemas.microsoft.com/office/word/2010/wordml" xmlns:w15="http://schemas.microsoft.com/office/word/2012/wordml" xmlns:wpg="http://schemas.microsoft.com/office/word/2010/wordprocessingGroup" xmlns:wpi="http://schemas.microsoft.com/office/word/2010/wordprocessingInk" xmlns:wne="http://schemas.microsoft.com/office/word/2006/wordml" xmlns:wps="http://schemas.microsoft.com/office/word/2010/wordprocessingShape" mc:Ignorable="w14 w15 wp14">
-  <w:abstractNum w:abstractNumId="1" w15:restartNumberingAfterBreak="0">
+<w:numbering xmlns:wpc="http://schemas.microsoft.com/office/word/2010/wordprocessingCanvas" xmlns:cx="http://schemas.microsoft.com/office/drawing/2014/chartex" xmlns:cx1="http://schemas.microsoft.com/office/drawing/2015/9/8/chartex" xmlns:cx2="http://schemas.microsoft.com/office/drawing/2015/10/21/chartex" xmlns:cx3="http://schemas.microsoft.com/office/drawing/2016/5/9/chartex" xmlns:cx4="http://schemas.microsoft.com/office/drawing/2016/5/10/chartex" xmlns:cx5="http://schemas.microsoft.com/office/drawing/2016/5/11/chartex" xmlns:cx6="http://schemas.microsoft.com/office/drawing/2016/5/12/chartex" xmlns:cx7="http://schemas.microsoft.com/office/drawing/2016/5/13/chartex" xmlns:cx8="http://schemas.microsoft.com/office/drawing/2016/5/14/chartex" xmlns:mc="http://schemas.openxmlformats.org/markup-compatibility/2006" xmlns:aink="http://schemas.microsoft.com/office/drawing/2016/ink" xmlns:am3d="http://schemas.microsoft.com/office/drawing/2017/model3d" xmlns:o="urn:schemas-microsoft-com:office:office" xmlns:r="http://schemas.openxmlformats.org/officeDocument/2006/relationships" xmlns:m="http://schemas.openxmlformats.org/officeDocument/2006/math" xmlns:v="urn:schemas-microsoft-com:vml" xmlns:wp14="http://schemas.microsoft.com/office/word/2010/wordprocessingDrawing" xmlns:wp="http://schemas.openxmlformats.org/drawingml/2006/wordprocessingDrawing" xmlns:w10="urn:schemas-microsoft-com:office:word" xmlns:w="http://schemas.openxmlformats.org/wordprocessingml/2006/main" xmlns:w14="http://schemas.microsoft.com/office/word/2010/wordml" xmlns:w15="http://schemas.microsoft.com/office/word/2012/wordml" xmlns:w16cex="http://schemas.microsoft.com/office/word/2018/wordml/cex" xmlns:w16cid="http://schemas.microsoft.com/office/word/2016/wordml/cid" xmlns:w16="http://schemas.microsoft.com/office/word/2018/wordml" xmlns:w16sdtdh="http://schemas.microsoft.com/office/word/2020/wordml/sdtdatahash" xmlns:w16se="http://schemas.microsoft.com/office/word/2015/wordml/symex" xmlns:wpg="http://schemas.microsoft.com/office/word/2010/wordprocessingGroup" xmlns:wpi="http://schemas.microsoft.com/office/word/2010/wordprocessingInk" xmlns:wne="http://schemas.microsoft.com/office/word/2006/wordml" xmlns:wps="http://schemas.microsoft.com/office/word/2010/wordprocessingShape" mc:Ignorable="w14 w15 w16se w16cid w16 w16cex w16sdtdh wp14">
+  <w:abstractNum w:abstractNumId="0" w15:restartNumberingAfterBreak="0">
+    <w:nsid w:val="2361074A"/>
     <w:multiLevelType w:val="hybridMultilevel"/>
-    <w:lvl w:ilvl="0" w15:tentative="1">
+    <w:tmpl w:val="CA0483EA"/>
+    <w:lvl w:ilvl="0" w:tplc="19809CD2">
       <w:start w:val="1"/>
       <w:numFmt w:val="bullet"/>
       <w:lvlText w:val="●"/>
@@ -1356,7 +2304,7 @@
         <w:ind w:left="720" w:hanging="360"/>
       </w:pPr>
     </w:lvl>
-    <w:lvl w:ilvl="1" w15:tentative="1">
+    <w:lvl w:ilvl="1" w:tplc="D19CF84C">
       <w:start w:val="1"/>
       <w:numFmt w:val="bullet"/>
       <w:lvlText w:val="○"/>
@@ -1365,7 +2313,7 @@
         <w:ind w:left="1440" w:hanging="360"/>
       </w:pPr>
     </w:lvl>
-    <w:lvl w:ilvl="2" w15:tentative="1">
+    <w:lvl w:ilvl="2" w:tplc="3C08542A">
       <w:start w:val="1"/>
       <w:numFmt w:val="bullet"/>
       <w:lvlText w:val="■"/>
@@ -1374,7 +2322,7 @@
         <w:ind w:left="2160" w:hanging="360"/>
       </w:pPr>
     </w:lvl>
-    <w:lvl w:ilvl="3" w15:tentative="1">
+    <w:lvl w:ilvl="3" w:tplc="2536DBA2">
       <w:start w:val="1"/>
       <w:numFmt w:val="bullet"/>
       <w:lvlText w:val="●"/>
@@ -1383,7 +2331,7 @@
         <w:ind w:left="2880" w:hanging="360"/>
       </w:pPr>
     </w:lvl>
-    <w:lvl w:ilvl="4" w15:tentative="1">
+    <w:lvl w:ilvl="4" w:tplc="7B887BC2">
       <w:start w:val="1"/>
       <w:numFmt w:val="bullet"/>
       <w:lvlText w:val="○"/>
@@ -1392,7 +2340,7 @@
         <w:ind w:left="3600" w:hanging="360"/>
       </w:pPr>
     </w:lvl>
-    <w:lvl w:ilvl="5" w15:tentative="1">
+    <w:lvl w:ilvl="5" w:tplc="3ABCAB7A">
       <w:start w:val="1"/>
       <w:numFmt w:val="bullet"/>
       <w:lvlText w:val="■"/>
@@ -1401,7 +2349,7 @@
         <w:ind w:left="4320" w:hanging="360"/>
       </w:pPr>
     </w:lvl>
-    <w:lvl w:ilvl="6" w15:tentative="1">
+    <w:lvl w:ilvl="6" w:tplc="047447EE">
       <w:start w:val="1"/>
       <w:numFmt w:val="bullet"/>
       <w:lvlText w:val="●"/>
@@ -1410,7 +2358,7 @@
         <w:ind w:left="5040" w:hanging="360"/>
       </w:pPr>
     </w:lvl>
-    <w:lvl w:ilvl="7" w15:tentative="1">
+    <w:lvl w:ilvl="7" w:tplc="09124CB8">
       <w:start w:val="1"/>
       <w:numFmt w:val="bullet"/>
       <w:lvlText w:val="●"/>
@@ -1419,7 +2367,7 @@
         <w:ind w:left="5760" w:hanging="360"/>
       </w:pPr>
     </w:lvl>
-    <w:lvl w:ilvl="8" w15:tentative="1">
+    <w:lvl w:ilvl="8" w:tplc="99EC8B8A">
       <w:start w:val="1"/>
       <w:numFmt w:val="bullet"/>
       <w:lvlText w:val="●"/>
@@ -1430,7 +2378,7 @@
     </w:lvl>
   </w:abstractNum>
   <w:num w:numId="1">
-    <w:abstractNumId w:val="1"/>
+    <w:abstractNumId w:val="0"/>
     <w:lvlOverride w:ilvl="0">
       <w:startOverride w:val="1"/>
     </w:lvlOverride>
@@ -1439,26 +2387,405 @@
 </file>
 
 <file path=word/styles.xml><?xml version="1.0" encoding="utf-8"?>
-<w:styles xmlns:mc="http://schemas.openxmlformats.org/markup-compatibility/2006" xmlns:r="http://schemas.openxmlformats.org/officeDocument/2006/relationships" xmlns:w="http://schemas.openxmlformats.org/wordprocessingml/2006/main" xmlns:w14="http://schemas.microsoft.com/office/word/2010/wordml" xmlns:w15="http://schemas.microsoft.com/office/word/2012/wordml" mc:Ignorable="w14 w15">
+<w:styles xmlns:mc="http://schemas.openxmlformats.org/markup-compatibility/2006" xmlns:r="http://schemas.openxmlformats.org/officeDocument/2006/relationships" xmlns:w="http://schemas.openxmlformats.org/wordprocessingml/2006/main" xmlns:w14="http://schemas.microsoft.com/office/word/2010/wordml" xmlns:w15="http://schemas.microsoft.com/office/word/2012/wordml" xmlns:w16cex="http://schemas.microsoft.com/office/word/2018/wordml/cex" xmlns:w16cid="http://schemas.microsoft.com/office/word/2016/wordml/cid" xmlns:w16="http://schemas.microsoft.com/office/word/2018/wordml" xmlns:w16sdtdh="http://schemas.microsoft.com/office/word/2020/wordml/sdtdatahash" xmlns:w16se="http://schemas.microsoft.com/office/word/2015/wordml/symex" mc:Ignorable="w14 w15 w16se w16cid w16 w16cex w16sdtdh">
   <w:docDefaults>
-    <w:rPrDefault/>
+    <w:rPrDefault>
+      <w:rPr>
+        <w:rFonts w:ascii="Times New Roman" w:eastAsia="Times New Roman" w:hAnsi="Times New Roman" w:cs="Times New Roman"/>
+        <w:lang w:val="en-US" w:eastAsia="en-US" w:bidi="ar-SA"/>
+      </w:rPr>
+    </w:rPrDefault>
     <w:pPrDefault/>
   </w:docDefaults>
-  <w:style w:type="paragraph" w:styleId="Title">
-    <w:name w:val="Title"/>
-    <w:basedOn w:val="Normal"/>
-    <w:next w:val="Normal"/>
+  <w:latentStyles w:defLockedState="0" w:defUIPriority="99" w:defSemiHidden="0" w:defUnhideWhenUsed="0" w:defQFormat="0" w:count="376">
+    <w:lsdException w:name="Normal" w:uiPriority="0" w:qFormat="1"/>
+    <w:lsdException w:name="heading 1" w:uiPriority="9" w:qFormat="1"/>
+    <w:lsdException w:name="heading 2" w:semiHidden="1" w:uiPriority="9" w:unhideWhenUsed="1" w:qFormat="1"/>
+    <w:lsdException w:name="heading 3" w:semiHidden="1" w:uiPriority="9" w:unhideWhenUsed="1" w:qFormat="1"/>
+    <w:lsdException w:name="heading 4" w:semiHidden="1" w:uiPriority="9" w:unhideWhenUsed="1" w:qFormat="1"/>
+    <w:lsdException w:name="heading 5" w:semiHidden="1" w:uiPriority="9" w:unhideWhenUsed="1" w:qFormat="1"/>
+    <w:lsdException w:name="heading 6" w:semiHidden="1" w:uiPriority="9" w:unhideWhenUsed="1" w:qFormat="1"/>
+    <w:lsdException w:name="heading 7" w:semiHidden="1" w:uiPriority="9" w:unhideWhenUsed="1" w:qFormat="1"/>
+    <w:lsdException w:name="heading 8" w:semiHidden="1" w:uiPriority="9" w:unhideWhenUsed="1" w:qFormat="1"/>
+    <w:lsdException w:name="heading 9" w:semiHidden="1" w:uiPriority="9" w:unhideWhenUsed="1" w:qFormat="1"/>
+    <w:lsdException w:name="index 1" w:semiHidden="1" w:unhideWhenUsed="1"/>
+    <w:lsdException w:name="index 2" w:semiHidden="1" w:unhideWhenUsed="1"/>
+    <w:lsdException w:name="index 3" w:semiHidden="1" w:unhideWhenUsed="1"/>
+    <w:lsdException w:name="index 4" w:semiHidden="1" w:unhideWhenUsed="1"/>
+    <w:lsdException w:name="index 5" w:semiHidden="1" w:unhideWhenUsed="1"/>
+    <w:lsdException w:name="index 6" w:semiHidden="1" w:unhideWhenUsed="1"/>
+    <w:lsdException w:name="index 7" w:semiHidden="1" w:unhideWhenUsed="1"/>
+    <w:lsdException w:name="index 8" w:semiHidden="1" w:unhideWhenUsed="1"/>
+    <w:lsdException w:name="index 9" w:semiHidden="1" w:unhideWhenUsed="1"/>
+    <w:lsdException w:name="toc 1" w:semiHidden="1" w:uiPriority="39" w:unhideWhenUsed="1"/>
+    <w:lsdException w:name="toc 2" w:semiHidden="1" w:uiPriority="39" w:unhideWhenUsed="1"/>
+    <w:lsdException w:name="toc 3" w:semiHidden="1" w:uiPriority="39" w:unhideWhenUsed="1"/>
+    <w:lsdException w:name="toc 4" w:semiHidden="1" w:uiPriority="39" w:unhideWhenUsed="1"/>
+    <w:lsdException w:name="toc 5" w:semiHidden="1" w:uiPriority="39" w:unhideWhenUsed="1"/>
+    <w:lsdException w:name="toc 6" w:semiHidden="1" w:uiPriority="39" w:unhideWhenUsed="1"/>
+    <w:lsdException w:name="toc 7" w:semiHidden="1" w:uiPriority="39" w:unhideWhenUsed="1"/>
+    <w:lsdException w:name="toc 8" w:semiHidden="1" w:uiPriority="39" w:unhideWhenUsed="1"/>
+    <w:lsdException w:name="toc 9" w:semiHidden="1" w:uiPriority="39" w:unhideWhenUsed="1"/>
+    <w:lsdException w:name="Normal Indent" w:semiHidden="1" w:unhideWhenUsed="1"/>
+    <w:lsdException w:name="footnote text" w:semiHidden="1" w:unhideWhenUsed="1"/>
+    <w:lsdException w:name="annotation text" w:semiHidden="1" w:unhideWhenUsed="1"/>
+    <w:lsdException w:name="header" w:semiHidden="1" w:unhideWhenUsed="1"/>
+    <w:lsdException w:name="footer" w:semiHidden="1" w:unhideWhenUsed="1"/>
+    <w:lsdException w:name="index heading" w:semiHidden="1" w:unhideWhenUsed="1"/>
+    <w:lsdException w:name="caption" w:semiHidden="1" w:uiPriority="35" w:unhideWhenUsed="1" w:qFormat="1"/>
+    <w:lsdException w:name="table of figures" w:semiHidden="1" w:unhideWhenUsed="1"/>
+    <w:lsdException w:name="envelope address" w:semiHidden="1" w:unhideWhenUsed="1"/>
+    <w:lsdException w:name="envelope return" w:semiHidden="1" w:unhideWhenUsed="1"/>
+    <w:lsdException w:name="footnote reference" w:semiHidden="1" w:unhideWhenUsed="1"/>
+    <w:lsdException w:name="annotation reference" w:semiHidden="1" w:unhideWhenUsed="1"/>
+    <w:lsdException w:name="line number" w:semiHidden="1" w:unhideWhenUsed="1"/>
+    <w:lsdException w:name="page number" w:semiHidden="1" w:unhideWhenUsed="1"/>
+    <w:lsdException w:name="endnote reference" w:semiHidden="1" w:unhideWhenUsed="1"/>
+    <w:lsdException w:name="endnote text" w:semiHidden="1" w:unhideWhenUsed="1"/>
+    <w:lsdException w:name="table of authorities" w:semiHidden="1" w:unhideWhenUsed="1"/>
+    <w:lsdException w:name="macro" w:semiHidden="1" w:unhideWhenUsed="1"/>
+    <w:lsdException w:name="toa heading" w:semiHidden="1" w:unhideWhenUsed="1"/>
+    <w:lsdException w:name="List" w:semiHidden="1" w:unhideWhenUsed="1"/>
+    <w:lsdException w:name="List Bullet" w:semiHidden="1" w:unhideWhenUsed="1"/>
+    <w:lsdException w:name="List Number" w:semiHidden="1" w:unhideWhenUsed="1"/>
+    <w:lsdException w:name="List 2" w:semiHidden="1" w:unhideWhenUsed="1"/>
+    <w:lsdException w:name="List 3" w:semiHidden="1" w:unhideWhenUsed="1"/>
+    <w:lsdException w:name="List 4" w:semiHidden="1" w:unhideWhenUsed="1"/>
+    <w:lsdException w:name="List 5" w:semiHidden="1" w:unhideWhenUsed="1"/>
+    <w:lsdException w:name="List Bullet 2" w:semiHidden="1" w:unhideWhenUsed="1"/>
+    <w:lsdException w:name="List Bullet 3" w:semiHidden="1" w:unhideWhenUsed="1"/>
+    <w:lsdException w:name="List Bullet 4" w:semiHidden="1" w:unhideWhenUsed="1"/>
+    <w:lsdException w:name="List Bullet 5" w:semiHidden="1" w:unhideWhenUsed="1"/>
+    <w:lsdException w:name="List Number 2" w:semiHidden="1" w:unhideWhenUsed="1"/>
+    <w:lsdException w:name="List Number 3" w:semiHidden="1" w:unhideWhenUsed="1"/>
+    <w:lsdException w:name="List Number 4" w:semiHidden="1" w:unhideWhenUsed="1"/>
+    <w:lsdException w:name="List Number 5" w:semiHidden="1" w:unhideWhenUsed="1"/>
+    <w:lsdException w:name="Title" w:uiPriority="10" w:qFormat="1"/>
+    <w:lsdException w:name="Closing" w:semiHidden="1" w:unhideWhenUsed="1"/>
+    <w:lsdException w:name="Signature" w:semiHidden="1" w:unhideWhenUsed="1"/>
+    <w:lsdException w:name="Default Paragraph Font" w:semiHidden="1" w:uiPriority="1" w:unhideWhenUsed="1"/>
+    <w:lsdException w:name="Body Text" w:semiHidden="1" w:unhideWhenUsed="1"/>
+    <w:lsdException w:name="Body Text Indent" w:semiHidden="1" w:unhideWhenUsed="1"/>
+    <w:lsdException w:name="List Continue" w:semiHidden="1" w:unhideWhenUsed="1"/>
+    <w:lsdException w:name="List Continue 2" w:semiHidden="1" w:unhideWhenUsed="1"/>
+    <w:lsdException w:name="List Continue 3" w:semiHidden="1" w:unhideWhenUsed="1"/>
+    <w:lsdException w:name="List Continue 4" w:semiHidden="1" w:unhideWhenUsed="1"/>
+    <w:lsdException w:name="List Continue 5" w:semiHidden="1" w:unhideWhenUsed="1"/>
+    <w:lsdException w:name="Message Header" w:semiHidden="1" w:unhideWhenUsed="1"/>
+    <w:lsdException w:name="Subtitle" w:uiPriority="11" w:qFormat="1"/>
+    <w:lsdException w:name="Salutation" w:semiHidden="1" w:unhideWhenUsed="1"/>
+    <w:lsdException w:name="Date" w:semiHidden="1" w:unhideWhenUsed="1"/>
+    <w:lsdException w:name="Body Text First Indent" w:semiHidden="1" w:unhideWhenUsed="1"/>
+    <w:lsdException w:name="Body Text First Indent 2" w:semiHidden="1" w:unhideWhenUsed="1"/>
+    <w:lsdException w:name="Note Heading" w:semiHidden="1" w:unhideWhenUsed="1"/>
+    <w:lsdException w:name="Body Text 2" w:semiHidden="1" w:unhideWhenUsed="1"/>
+    <w:lsdException w:name="Body Text 3" w:semiHidden="1" w:unhideWhenUsed="1"/>
+    <w:lsdException w:name="Body Text Indent 2" w:semiHidden="1" w:unhideWhenUsed="1"/>
+    <w:lsdException w:name="Body Text Indent 3" w:semiHidden="1" w:unhideWhenUsed="1"/>
+    <w:lsdException w:name="Block Text" w:semiHidden="1" w:unhideWhenUsed="1"/>
+    <w:lsdException w:name="Hyperlink" w:semiHidden="1" w:unhideWhenUsed="1"/>
+    <w:lsdException w:name="FollowedHyperlink" w:semiHidden="1" w:unhideWhenUsed="1"/>
+    <w:lsdException w:name="Strong" w:uiPriority="22" w:qFormat="1"/>
+    <w:lsdException w:name="Emphasis" w:uiPriority="20" w:qFormat="1"/>
+    <w:lsdException w:name="Document Map" w:semiHidden="1" w:unhideWhenUsed="1"/>
+    <w:lsdException w:name="Plain Text" w:semiHidden="1" w:unhideWhenUsed="1"/>
+    <w:lsdException w:name="E-mail Signature" w:semiHidden="1" w:unhideWhenUsed="1"/>
+    <w:lsdException w:name="HTML Top of Form" w:semiHidden="1" w:unhideWhenUsed="1"/>
+    <w:lsdException w:name="HTML Bottom of Form" w:semiHidden="1" w:unhideWhenUsed="1"/>
+    <w:lsdException w:name="Normal (Web)" w:semiHidden="1" w:unhideWhenUsed="1"/>
+    <w:lsdException w:name="HTML Acronym" w:semiHidden="1" w:unhideWhenUsed="1"/>
+    <w:lsdException w:name="HTML Address" w:semiHidden="1" w:unhideWhenUsed="1"/>
+    <w:lsdException w:name="HTML Cite" w:semiHidden="1" w:unhideWhenUsed="1"/>
+    <w:lsdException w:name="HTML Code" w:semiHidden="1" w:unhideWhenUsed="1"/>
+    <w:lsdException w:name="HTML Definition" w:semiHidden="1" w:unhideWhenUsed="1"/>
+    <w:lsdException w:name="HTML Keyboard" w:semiHidden="1" w:unhideWhenUsed="1"/>
+    <w:lsdException w:name="HTML Preformatted" w:semiHidden="1" w:unhideWhenUsed="1"/>
+    <w:lsdException w:name="HTML Sample" w:semiHidden="1" w:unhideWhenUsed="1"/>
+    <w:lsdException w:name="HTML Typewriter" w:semiHidden="1" w:unhideWhenUsed="1"/>
+    <w:lsdException w:name="HTML Variable" w:semiHidden="1" w:unhideWhenUsed="1"/>
+    <w:lsdException w:name="Normal Table" w:semiHidden="1" w:unhideWhenUsed="1"/>
+    <w:lsdException w:name="annotation subject" w:semiHidden="1" w:unhideWhenUsed="1"/>
+    <w:lsdException w:name="No List" w:semiHidden="1" w:unhideWhenUsed="1"/>
+    <w:lsdException w:name="Outline List 1" w:semiHidden="1" w:unhideWhenUsed="1"/>
+    <w:lsdException w:name="Outline List 2" w:semiHidden="1" w:unhideWhenUsed="1"/>
+    <w:lsdException w:name="Outline List 3" w:semiHidden="1" w:unhideWhenUsed="1"/>
+    <w:lsdException w:name="Table Simple 1" w:semiHidden="1" w:unhideWhenUsed="1"/>
+    <w:lsdException w:name="Table Simple 2" w:semiHidden="1" w:unhideWhenUsed="1"/>
+    <w:lsdException w:name="Table Simple 3" w:semiHidden="1" w:unhideWhenUsed="1"/>
+    <w:lsdException w:name="Table Classic 1" w:semiHidden="1" w:unhideWhenUsed="1"/>
+    <w:lsdException w:name="Table Classic 2" w:semiHidden="1" w:unhideWhenUsed="1"/>
+    <w:lsdException w:name="Table Classic 3" w:semiHidden="1" w:unhideWhenUsed="1"/>
+    <w:lsdException w:name="Table Classic 4" w:semiHidden="1" w:unhideWhenUsed="1"/>
+    <w:lsdException w:name="Table Colorful 1" w:semiHidden="1" w:unhideWhenUsed="1"/>
+    <w:lsdException w:name="Table Colorful 2" w:semiHidden="1" w:unhideWhenUsed="1"/>
+    <w:lsdException w:name="Table Colorful 3" w:semiHidden="1" w:unhideWhenUsed="1"/>
+    <w:lsdException w:name="Table Columns 1" w:semiHidden="1" w:unhideWhenUsed="1"/>
+    <w:lsdException w:name="Table Columns 2" w:semiHidden="1" w:unhideWhenUsed="1"/>
+    <w:lsdException w:name="Table Columns 3" w:semiHidden="1" w:unhideWhenUsed="1"/>
+    <w:lsdException w:name="Table Columns 4" w:semiHidden="1" w:unhideWhenUsed="1"/>
+    <w:lsdException w:name="Table Columns 5" w:semiHidden="1" w:unhideWhenUsed="1"/>
+    <w:lsdException w:name="Table Grid 1" w:semiHidden="1" w:unhideWhenUsed="1"/>
+    <w:lsdException w:name="Table Grid 2" w:semiHidden="1" w:unhideWhenUsed="1"/>
+    <w:lsdException w:name="Table Grid 3" w:semiHidden="1" w:unhideWhenUsed="1"/>
+    <w:lsdException w:name="Table Grid 4" w:semiHidden="1" w:unhideWhenUsed="1"/>
+    <w:lsdException w:name="Table Grid 5" w:semiHidden="1" w:unhideWhenUsed="1"/>
+    <w:lsdException w:name="Table Grid 6" w:semiHidden="1" w:unhideWhenUsed="1"/>
+    <w:lsdException w:name="Table Grid 7" w:semiHidden="1" w:unhideWhenUsed="1"/>
+    <w:lsdException w:name="Table Grid 8" w:semiHidden="1" w:unhideWhenUsed="1"/>
+    <w:lsdException w:name="Table List 1" w:semiHidden="1" w:unhideWhenUsed="1"/>
+    <w:lsdException w:name="Table List 2" w:semiHidden="1" w:unhideWhenUsed="1"/>
+    <w:lsdException w:name="Table List 3" w:semiHidden="1" w:unhideWhenUsed="1"/>
+    <w:lsdException w:name="Table List 4" w:semiHidden="1" w:unhideWhenUsed="1"/>
+    <w:lsdException w:name="Table List 5" w:semiHidden="1" w:unhideWhenUsed="1"/>
+    <w:lsdException w:name="Table List 6" w:semiHidden="1" w:unhideWhenUsed="1"/>
+    <w:lsdException w:name="Table List 7" w:semiHidden="1" w:unhideWhenUsed="1"/>
+    <w:lsdException w:name="Table List 8" w:semiHidden="1" w:unhideWhenUsed="1"/>
+    <w:lsdException w:name="Table 3D effects 1" w:semiHidden="1" w:unhideWhenUsed="1"/>
+    <w:lsdException w:name="Table 3D effects 2" w:semiHidden="1" w:unhideWhenUsed="1"/>
+    <w:lsdException w:name="Table 3D effects 3" w:semiHidden="1" w:unhideWhenUsed="1"/>
+    <w:lsdException w:name="Table Contemporary" w:semiHidden="1" w:unhideWhenUsed="1"/>
+    <w:lsdException w:name="Table Elegant" w:semiHidden="1" w:unhideWhenUsed="1"/>
+    <w:lsdException w:name="Table Professional" w:semiHidden="1" w:unhideWhenUsed="1"/>
+    <w:lsdException w:name="Table Subtle 1" w:semiHidden="1" w:unhideWhenUsed="1"/>
+    <w:lsdException w:name="Table Subtle 2" w:semiHidden="1" w:unhideWhenUsed="1"/>
+    <w:lsdException w:name="Table Web 1" w:semiHidden="1" w:unhideWhenUsed="1"/>
+    <w:lsdException w:name="Table Web 2" w:semiHidden="1" w:unhideWhenUsed="1"/>
+    <w:lsdException w:name="Table Web 3" w:semiHidden="1" w:unhideWhenUsed="1"/>
+    <w:lsdException w:name="Balloon Text" w:semiHidden="1" w:unhideWhenUsed="1"/>
+    <w:lsdException w:name="Table Grid" w:uiPriority="39"/>
+    <w:lsdException w:name="Table Theme" w:semiHidden="1" w:unhideWhenUsed="1"/>
+    <w:lsdException w:name="Placeholder Text" w:semiHidden="1"/>
+    <w:lsdException w:name="No Spacing" w:uiPriority="1" w:qFormat="1"/>
+    <w:lsdException w:name="Light Shading" w:uiPriority="60"/>
+    <w:lsdException w:name="Light List" w:uiPriority="61"/>
+    <w:lsdException w:name="Light Grid" w:uiPriority="62"/>
+    <w:lsdException w:name="Medium Shading 1" w:uiPriority="63"/>
+    <w:lsdException w:name="Medium Shading 2" w:uiPriority="64"/>
+    <w:lsdException w:name="Medium List 1" w:uiPriority="65"/>
+    <w:lsdException w:name="Medium List 2" w:uiPriority="66"/>
+    <w:lsdException w:name="Medium Grid 1" w:uiPriority="67"/>
+    <w:lsdException w:name="Medium Grid 2" w:uiPriority="68"/>
+    <w:lsdException w:name="Medium Grid 3" w:uiPriority="69"/>
+    <w:lsdException w:name="Dark List" w:uiPriority="70"/>
+    <w:lsdException w:name="Colorful Shading" w:uiPriority="71"/>
+    <w:lsdException w:name="Colorful List" w:uiPriority="72"/>
+    <w:lsdException w:name="Colorful Grid" w:uiPriority="73"/>
+    <w:lsdException w:name="Light Shading Accent 1" w:uiPriority="60"/>
+    <w:lsdException w:name="Light List Accent 1" w:uiPriority="61"/>
+    <w:lsdException w:name="Light Grid Accent 1" w:uiPriority="62"/>
+    <w:lsdException w:name="Medium Shading 1 Accent 1" w:uiPriority="63"/>
+    <w:lsdException w:name="Medium Shading 2 Accent 1" w:uiPriority="64"/>
+    <w:lsdException w:name="Medium List 1 Accent 1" w:uiPriority="65"/>
+    <w:lsdException w:name="Revision" w:semiHidden="1"/>
+    <w:lsdException w:name="List Paragraph" w:uiPriority="34" w:qFormat="1"/>
+    <w:lsdException w:name="Quote" w:uiPriority="29" w:qFormat="1"/>
+    <w:lsdException w:name="Intense Quote" w:uiPriority="30" w:qFormat="1"/>
+    <w:lsdException w:name="Medium List 2 Accent 1" w:uiPriority="66"/>
+    <w:lsdException w:name="Medium Grid 1 Accent 1" w:uiPriority="67"/>
+    <w:lsdException w:name="Medium Grid 2 Accent 1" w:uiPriority="68"/>
+    <w:lsdException w:name="Medium Grid 3 Accent 1" w:uiPriority="69"/>
+    <w:lsdException w:name="Dark List Accent 1" w:uiPriority="70"/>
+    <w:lsdException w:name="Colorful Shading Accent 1" w:uiPriority="71"/>
+    <w:lsdException w:name="Colorful List Accent 1" w:uiPriority="72"/>
+    <w:lsdException w:name="Colorful Grid Accent 1" w:uiPriority="73"/>
+    <w:lsdException w:name="Light Shading Accent 2" w:uiPriority="60"/>
+    <w:lsdException w:name="Light List Accent 2" w:uiPriority="61"/>
+    <w:lsdException w:name="Light Grid Accent 2" w:uiPriority="62"/>
+    <w:lsdException w:name="Medium Shading 1 Accent 2" w:uiPriority="63"/>
+    <w:lsdException w:name="Medium Shading 2 Accent 2" w:uiPriority="64"/>
+    <w:lsdException w:name="Medium List 1 Accent 2" w:uiPriority="65"/>
+    <w:lsdException w:name="Medium List 2 Accent 2" w:uiPriority="66"/>
+    <w:lsdException w:name="Medium Grid 1 Accent 2" w:uiPriority="67"/>
+    <w:lsdException w:name="Medium Grid 2 Accent 2" w:uiPriority="68"/>
+    <w:lsdException w:name="Medium Grid 3 Accent 2" w:uiPriority="69"/>
+    <w:lsdException w:name="Dark List Accent 2" w:uiPriority="70"/>
+    <w:lsdException w:name="Colorful Shading Accent 2" w:uiPriority="71"/>
+    <w:lsdException w:name="Colorful List Accent 2" w:uiPriority="72"/>
+    <w:lsdException w:name="Colorful Grid Accent 2" w:uiPriority="73"/>
+    <w:lsdException w:name="Light Shading Accent 3" w:uiPriority="60"/>
+    <w:lsdException w:name="Light List Accent 3" w:uiPriority="61"/>
+    <w:lsdException w:name="Light Grid Accent 3" w:uiPriority="62"/>
+    <w:lsdException w:name="Medium Shading 1 Accent 3" w:uiPriority="63"/>
+    <w:lsdException w:name="Medium Shading 2 Accent 3" w:uiPriority="64"/>
+    <w:lsdException w:name="Medium List 1 Accent 3" w:uiPriority="65"/>
+    <w:lsdException w:name="Medium List 2 Accent 3" w:uiPriority="66"/>
+    <w:lsdException w:name="Medium Grid 1 Accent 3" w:uiPriority="67"/>
+    <w:lsdException w:name="Medium Grid 2 Accent 3" w:uiPriority="68"/>
+    <w:lsdException w:name="Medium Grid 3 Accent 3" w:uiPriority="69"/>
+    <w:lsdException w:name="Dark List Accent 3" w:uiPriority="70"/>
+    <w:lsdException w:name="Colorful Shading Accent 3" w:uiPriority="71"/>
+    <w:lsdException w:name="Colorful List Accent 3" w:uiPriority="72"/>
+    <w:lsdException w:name="Colorful Grid Accent 3" w:uiPriority="73"/>
+    <w:lsdException w:name="Light Shading Accent 4" w:uiPriority="60"/>
+    <w:lsdException w:name="Light List Accent 4" w:uiPriority="61"/>
+    <w:lsdException w:name="Light Grid Accent 4" w:uiPriority="62"/>
+    <w:lsdException w:name="Medium Shading 1 Accent 4" w:uiPriority="63"/>
+    <w:lsdException w:name="Medium Shading 2 Accent 4" w:uiPriority="64"/>
+    <w:lsdException w:name="Medium List 1 Accent 4" w:uiPriority="65"/>
+    <w:lsdException w:name="Medium List 2 Accent 4" w:uiPriority="66"/>
+    <w:lsdException w:name="Medium Grid 1 Accent 4" w:uiPriority="67"/>
+    <w:lsdException w:name="Medium Grid 2 Accent 4" w:uiPriority="68"/>
+    <w:lsdException w:name="Medium Grid 3 Accent 4" w:uiPriority="69"/>
+    <w:lsdException w:name="Dark List Accent 4" w:uiPriority="70"/>
+    <w:lsdException w:name="Colorful Shading Accent 4" w:uiPriority="71"/>
+    <w:lsdException w:name="Colorful List Accent 4" w:uiPriority="72"/>
+    <w:lsdException w:name="Colorful Grid Accent 4" w:uiPriority="73"/>
+    <w:lsdException w:name="Light Shading Accent 5" w:uiPriority="60"/>
+    <w:lsdException w:name="Light List Accent 5" w:uiPriority="61"/>
+    <w:lsdException w:name="Light Grid Accent 5" w:uiPriority="62"/>
+    <w:lsdException w:name="Medium Shading 1 Accent 5" w:uiPriority="63"/>
+    <w:lsdException w:name="Medium Shading 2 Accent 5" w:uiPriority="64"/>
+    <w:lsdException w:name="Medium List 1 Accent 5" w:uiPriority="65"/>
+    <w:lsdException w:name="Medium List 2 Accent 5" w:uiPriority="66"/>
+    <w:lsdException w:name="Medium Grid 1 Accent 5" w:uiPriority="67"/>
+    <w:lsdException w:name="Medium Grid 2 Accent 5" w:uiPriority="68"/>
+    <w:lsdException w:name="Medium Grid 3 Accent 5" w:uiPriority="69"/>
+    <w:lsdException w:name="Dark List Accent 5" w:uiPriority="70"/>
+    <w:lsdException w:name="Colorful Shading Accent 5" w:uiPriority="71"/>
+    <w:lsdException w:name="Colorful List Accent 5" w:uiPriority="72"/>
+    <w:lsdException w:name="Colorful Grid Accent 5" w:uiPriority="73"/>
+    <w:lsdException w:name="Light Shading Accent 6" w:uiPriority="60"/>
+    <w:lsdException w:name="Light List Accent 6" w:uiPriority="61"/>
+    <w:lsdException w:name="Light Grid Accent 6" w:uiPriority="62"/>
+    <w:lsdException w:name="Medium Shading 1 Accent 6" w:uiPriority="63"/>
+    <w:lsdException w:name="Medium Shading 2 Accent 6" w:uiPriority="64"/>
+    <w:lsdException w:name="Medium List 1 Accent 6" w:uiPriority="65"/>
+    <w:lsdException w:name="Medium List 2 Accent 6" w:uiPriority="66"/>
+    <w:lsdException w:name="Medium Grid 1 Accent 6" w:uiPriority="67"/>
+    <w:lsdException w:name="Medium Grid 2 Accent 6" w:uiPriority="68"/>
+    <w:lsdException w:name="Medium Grid 3 Accent 6" w:uiPriority="69"/>
+    <w:lsdException w:name="Dark List Accent 6" w:uiPriority="70"/>
+    <w:lsdException w:name="Colorful Shading Accent 6" w:uiPriority="71"/>
+    <w:lsdException w:name="Colorful List Accent 6" w:uiPriority="72"/>
+    <w:lsdException w:name="Colorful Grid Accent 6" w:uiPriority="73"/>
+    <w:lsdException w:name="Subtle Emphasis" w:uiPriority="19" w:qFormat="1"/>
+    <w:lsdException w:name="Intense Emphasis" w:uiPriority="21" w:qFormat="1"/>
+    <w:lsdException w:name="Subtle Reference" w:uiPriority="31" w:qFormat="1"/>
+    <w:lsdException w:name="Intense Reference" w:uiPriority="32" w:qFormat="1"/>
+    <w:lsdException w:name="Book Title" w:uiPriority="33" w:qFormat="1"/>
+    <w:lsdException w:name="Bibliography" w:semiHidden="1" w:uiPriority="37" w:unhideWhenUsed="1"/>
+    <w:lsdException w:name="TOC Heading" w:semiHidden="1" w:uiPriority="39" w:unhideWhenUsed="1" w:qFormat="1"/>
+    <w:lsdException w:name="Plain Table 1" w:uiPriority="41"/>
+    <w:lsdException w:name="Plain Table 2" w:uiPriority="42"/>
+    <w:lsdException w:name="Plain Table 3" w:uiPriority="43"/>
+    <w:lsdException w:name="Plain Table 4" w:uiPriority="44"/>
+    <w:lsdException w:name="Plain Table 5" w:uiPriority="45"/>
+    <w:lsdException w:name="Grid Table Light" w:uiPriority="40"/>
+    <w:lsdException w:name="Grid Table 1 Light" w:uiPriority="46"/>
+    <w:lsdException w:name="Grid Table 2" w:uiPriority="47"/>
+    <w:lsdException w:name="Grid Table 3" w:uiPriority="48"/>
+    <w:lsdException w:name="Grid Table 4" w:uiPriority="49"/>
+    <w:lsdException w:name="Grid Table 5 Dark" w:uiPriority="50"/>
+    <w:lsdException w:name="Grid Table 6 Colorful" w:uiPriority="51"/>
+    <w:lsdException w:name="Grid Table 7 Colorful" w:uiPriority="52"/>
+    <w:lsdException w:name="Grid Table 1 Light Accent 1" w:uiPriority="46"/>
+    <w:lsdException w:name="Grid Table 2 Accent 1" w:uiPriority="47"/>
+    <w:lsdException w:name="Grid Table 3 Accent 1" w:uiPriority="48"/>
+    <w:lsdException w:name="Grid Table 4 Accent 1" w:uiPriority="49"/>
+    <w:lsdException w:name="Grid Table 5 Dark Accent 1" w:uiPriority="50"/>
+    <w:lsdException w:name="Grid Table 6 Colorful Accent 1" w:uiPriority="51"/>
+    <w:lsdException w:name="Grid Table 7 Colorful Accent 1" w:uiPriority="52"/>
+    <w:lsdException w:name="Grid Table 1 Light Accent 2" w:uiPriority="46"/>
+    <w:lsdException w:name="Grid Table 2 Accent 2" w:uiPriority="47"/>
+    <w:lsdException w:name="Grid Table 3 Accent 2" w:uiPriority="48"/>
+    <w:lsdException w:name="Grid Table 4 Accent 2" w:uiPriority="49"/>
+    <w:lsdException w:name="Grid Table 5 Dark Accent 2" w:uiPriority="50"/>
+    <w:lsdException w:name="Grid Table 6 Colorful Accent 2" w:uiPriority="51"/>
+    <w:lsdException w:name="Grid Table 7 Colorful Accent 2" w:uiPriority="52"/>
+    <w:lsdException w:name="Grid Table 1 Light Accent 3" w:uiPriority="46"/>
+    <w:lsdException w:name="Grid Table 2 Accent 3" w:uiPriority="47"/>
+    <w:lsdException w:name="Grid Table 3 Accent 3" w:uiPriority="48"/>
+    <w:lsdException w:name="Grid Table 4 Accent 3" w:uiPriority="49"/>
+    <w:lsdException w:name="Grid Table 5 Dark Accent 3" w:uiPriority="50"/>
+    <w:lsdException w:name="Grid Table 6 Colorful Accent 3" w:uiPriority="51"/>
+    <w:lsdException w:name="Grid Table 7 Colorful Accent 3" w:uiPriority="52"/>
+    <w:lsdException w:name="Grid Table 1 Light Accent 4" w:uiPriority="46"/>
+    <w:lsdException w:name="Grid Table 2 Accent 4" w:uiPriority="47"/>
+    <w:lsdException w:name="Grid Table 3 Accent 4" w:uiPriority="48"/>
+    <w:lsdException w:name="Grid Table 4 Accent 4" w:uiPriority="49"/>
+    <w:lsdException w:name="Grid Table 5 Dark Accent 4" w:uiPriority="50"/>
+    <w:lsdException w:name="Grid Table 6 Colorful Accent 4" w:uiPriority="51"/>
+    <w:lsdException w:name="Grid Table 7 Colorful Accent 4" w:uiPriority="52"/>
+    <w:lsdException w:name="Grid Table 1 Light Accent 5" w:uiPriority="46"/>
+    <w:lsdException w:name="Grid Table 2 Accent 5" w:uiPriority="47"/>
+    <w:lsdException w:name="Grid Table 3 Accent 5" w:uiPriority="48"/>
+    <w:lsdException w:name="Grid Table 4 Accent 5" w:uiPriority="49"/>
+    <w:lsdException w:name="Grid Table 5 Dark Accent 5" w:uiPriority="50"/>
+    <w:lsdException w:name="Grid Table 6 Colorful Accent 5" w:uiPriority="51"/>
+    <w:lsdException w:name="Grid Table 7 Colorful Accent 5" w:uiPriority="52"/>
+    <w:lsdException w:name="Grid Table 1 Light Accent 6" w:uiPriority="46"/>
+    <w:lsdException w:name="Grid Table 2 Accent 6" w:uiPriority="47"/>
+    <w:lsdException w:name="Grid Table 3 Accent 6" w:uiPriority="48"/>
+    <w:lsdException w:name="Grid Table 4 Accent 6" w:uiPriority="49"/>
+    <w:lsdException w:name="Grid Table 5 Dark Accent 6" w:uiPriority="50"/>
+    <w:lsdException w:name="Grid Table 6 Colorful Accent 6" w:uiPriority="51"/>
+    <w:lsdException w:name="Grid Table 7 Colorful Accent 6" w:uiPriority="52"/>
+    <w:lsdException w:name="List Table 1 Light" w:uiPriority="46"/>
+    <w:lsdException w:name="List Table 2" w:uiPriority="47"/>
+    <w:lsdException w:name="List Table 3" w:uiPriority="48"/>
+    <w:lsdException w:name="List Table 4" w:uiPriority="49"/>
+    <w:lsdException w:name="List Table 5 Dark" w:uiPriority="50"/>
+    <w:lsdException w:name="List Table 6 Colorful" w:uiPriority="51"/>
+    <w:lsdException w:name="List Table 7 Colorful" w:uiPriority="52"/>
+    <w:lsdException w:name="List Table 1 Light Accent 1" w:uiPriority="46"/>
+    <w:lsdException w:name="List Table 2 Accent 1" w:uiPriority="47"/>
+    <w:lsdException w:name="List Table 3 Accent 1" w:uiPriority="48"/>
+    <w:lsdException w:name="List Table 4 Accent 1" w:uiPriority="49"/>
+    <w:lsdException w:name="List Table 5 Dark Accent 1" w:uiPriority="50"/>
+    <w:lsdException w:name="List Table 6 Colorful Accent 1" w:uiPriority="51"/>
+    <w:lsdException w:name="List Table 7 Colorful Accent 1" w:uiPriority="52"/>
+    <w:lsdException w:name="List Table 1 Light Accent 2" w:uiPriority="46"/>
+    <w:lsdException w:name="List Table 2 Accent 2" w:uiPriority="47"/>
+    <w:lsdException w:name="List Table 3 Accent 2" w:uiPriority="48"/>
+    <w:lsdException w:name="List Table 4 Accent 2" w:uiPriority="49"/>
+    <w:lsdException w:name="List Table 5 Dark Accent 2" w:uiPriority="50"/>
+    <w:lsdException w:name="List Table 6 Colorful Accent 2" w:uiPriority="51"/>
+    <w:lsdException w:name="List Table 7 Colorful Accent 2" w:uiPriority="52"/>
+    <w:lsdException w:name="List Table 1 Light Accent 3" w:uiPriority="46"/>
+    <w:lsdException w:name="List Table 2 Accent 3" w:uiPriority="47"/>
+    <w:lsdException w:name="List Table 3 Accent 3" w:uiPriority="48"/>
+    <w:lsdException w:name="List Table 4 Accent 3" w:uiPriority="49"/>
+    <w:lsdException w:name="List Table 5 Dark Accent 3" w:uiPriority="50"/>
+    <w:lsdException w:name="List Table 6 Colorful Accent 3" w:uiPriority="51"/>
+    <w:lsdException w:name="List Table 7 Colorful Accent 3" w:uiPriority="52"/>
+    <w:lsdException w:name="List Table 1 Light Accent 4" w:uiPriority="46"/>
+    <w:lsdException w:name="List Table 2 Accent 4" w:uiPriority="47"/>
+    <w:lsdException w:name="List Table 3 Accent 4" w:uiPriority="48"/>
+    <w:lsdException w:name="List Table 4 Accent 4" w:uiPriority="49"/>
+    <w:lsdException w:name="List Table 5 Dark Accent 4" w:uiPriority="50"/>
+    <w:lsdException w:name="List Table 6 Colorful Accent 4" w:uiPriority="51"/>
+    <w:lsdException w:name="List Table 7 Colorful Accent 4" w:uiPriority="52"/>
+    <w:lsdException w:name="List Table 1 Light Accent 5" w:uiPriority="46"/>
+    <w:lsdException w:name="List Table 2 Accent 5" w:uiPriority="47"/>
+    <w:lsdException w:name="List Table 3 Accent 5" w:uiPriority="48"/>
+    <w:lsdException w:name="List Table 4 Accent 5" w:uiPriority="49"/>
+    <w:lsdException w:name="List Table 5 Dark Accent 5" w:uiPriority="50"/>
+    <w:lsdException w:name="List Table 6 Colorful Accent 5" w:uiPriority="51"/>
+    <w:lsdException w:name="List Table 7 Colorful Accent 5" w:uiPriority="52"/>
+    <w:lsdException w:name="List Table 1 Light Accent 6" w:uiPriority="46"/>
+    <w:lsdException w:name="List Table 2 Accent 6" w:uiPriority="47"/>
+    <w:lsdException w:name="List Table 3 Accent 6" w:uiPriority="48"/>
+    <w:lsdException w:name="List Table 4 Accent 6" w:uiPriority="49"/>
+    <w:lsdException w:name="List Table 5 Dark Accent 6" w:uiPriority="50"/>
+    <w:lsdException w:name="List Table 6 Colorful Accent 6" w:uiPriority="51"/>
+    <w:lsdException w:name="List Table 7 Colorful Accent 6" w:uiPriority="52"/>
+    <w:lsdException w:name="Mention" w:semiHidden="1" w:unhideWhenUsed="1"/>
+    <w:lsdException w:name="Smart Hyperlink" w:semiHidden="1" w:unhideWhenUsed="1"/>
+    <w:lsdException w:name="Hashtag" w:semiHidden="1" w:unhideWhenUsed="1"/>
+    <w:lsdException w:name="Unresolved Mention" w:semiHidden="1" w:unhideWhenUsed="1"/>
+    <w:lsdException w:name="Smart Link" w:semiHidden="1" w:unhideWhenUsed="1"/>
+  </w:latentStyles>
+  <w:style w:type="paragraph" w:default="1" w:styleId="Normal">
+    <w:name w:val="Normal"/>
     <w:qFormat/>
-    <w:rPr>
-      <w:sz w:val="56"/>
-      <w:szCs w:val="56"/>
-    </w:rPr>
   </w:style>
   <w:style w:type="paragraph" w:styleId="Heading1">
-    <w:name w:val="Heading 1"/>
-    <w:basedOn w:val="Normal"/>
-    <w:next w:val="Normal"/>
+    <w:name w:val="heading 1"/>
+    <w:uiPriority w:val="9"/>
     <w:qFormat/>
+    <w:pPr>
+      <w:outlineLvl w:val="0"/>
+    </w:pPr>
     <w:rPr>
       <w:color w:val="2E74B5"/>
       <w:sz w:val="32"/>
@@ -1466,10 +2793,13 @@
     </w:rPr>
   </w:style>
   <w:style w:type="paragraph" w:styleId="Heading2">
-    <w:name w:val="Heading 2"/>
-    <w:basedOn w:val="Normal"/>
-    <w:next w:val="Normal"/>
+    <w:name w:val="heading 2"/>
+    <w:uiPriority w:val="9"/>
+    <w:unhideWhenUsed/>
     <w:qFormat/>
+    <w:pPr>
+      <w:outlineLvl w:val="1"/>
+    </w:pPr>
     <w:rPr>
       <w:color w:val="2E74B5"/>
       <w:sz w:val="26"/>
@@ -1477,10 +2807,14 @@
     </w:rPr>
   </w:style>
   <w:style w:type="paragraph" w:styleId="Heading3">
-    <w:name w:val="Heading 3"/>
-    <w:basedOn w:val="Normal"/>
-    <w:next w:val="Normal"/>
+    <w:name w:val="heading 3"/>
+    <w:uiPriority w:val="9"/>
+    <w:semiHidden/>
+    <w:unhideWhenUsed/>
     <w:qFormat/>
+    <w:pPr>
+      <w:outlineLvl w:val="2"/>
+    </w:pPr>
     <w:rPr>
       <w:color w:val="1F4D78"/>
       <w:sz w:val="24"/>
@@ -1488,10 +2822,14 @@
     </w:rPr>
   </w:style>
   <w:style w:type="paragraph" w:styleId="Heading4">
-    <w:name w:val="Heading 4"/>
-    <w:basedOn w:val="Normal"/>
-    <w:next w:val="Normal"/>
+    <w:name w:val="heading 4"/>
+    <w:uiPriority w:val="9"/>
+    <w:semiHidden/>
+    <w:unhideWhenUsed/>
     <w:qFormat/>
+    <w:pPr>
+      <w:outlineLvl w:val="3"/>
+    </w:pPr>
     <w:rPr>
       <w:i/>
       <w:iCs/>
@@ -1499,27 +2837,69 @@
     </w:rPr>
   </w:style>
   <w:style w:type="paragraph" w:styleId="Heading5">
-    <w:name w:val="Heading 5"/>
-    <w:basedOn w:val="Normal"/>
-    <w:next w:val="Normal"/>
+    <w:name w:val="heading 5"/>
+    <w:uiPriority w:val="9"/>
+    <w:semiHidden/>
+    <w:unhideWhenUsed/>
     <w:qFormat/>
+    <w:pPr>
+      <w:outlineLvl w:val="4"/>
+    </w:pPr>
     <w:rPr>
       <w:color w:val="2E74B5"/>
     </w:rPr>
   </w:style>
   <w:style w:type="paragraph" w:styleId="Heading6">
-    <w:name w:val="Heading 6"/>
-    <w:basedOn w:val="Normal"/>
-    <w:next w:val="Normal"/>
+    <w:name w:val="heading 6"/>
+    <w:uiPriority w:val="9"/>
+    <w:semiHidden/>
+    <w:unhideWhenUsed/>
     <w:qFormat/>
+    <w:pPr>
+      <w:outlineLvl w:val="5"/>
+    </w:pPr>
     <w:rPr>
       <w:color w:val="1F4D78"/>
     </w:rPr>
   </w:style>
-  <w:style w:type="paragraph" w:styleId="Strong">
-    <w:name w:val="Strong"/>
-    <w:basedOn w:val="Normal"/>
-    <w:next w:val="Normal"/>
+  <w:style w:type="character" w:default="1" w:styleId="DefaultParagraphFont">
+    <w:name w:val="Default Paragraph Font"/>
+    <w:uiPriority w:val="1"/>
+    <w:semiHidden/>
+    <w:unhideWhenUsed/>
+  </w:style>
+  <w:style w:type="table" w:default="1" w:styleId="TableNormal">
+    <w:name w:val="Normal Table"/>
+    <w:uiPriority w:val="99"/>
+    <w:semiHidden/>
+    <w:unhideWhenUsed/>
+    <w:tblPr>
+      <w:tblInd w:w="0" w:type="dxa"/>
+      <w:tblCellMar>
+        <w:top w:w="0" w:type="dxa"/>
+        <w:left w:w="108" w:type="dxa"/>
+        <w:bottom w:w="0" w:type="dxa"/>
+        <w:right w:w="108" w:type="dxa"/>
+      </w:tblCellMar>
+    </w:tblPr>
+  </w:style>
+  <w:style w:type="numbering" w:default="1" w:styleId="NoList">
+    <w:name w:val="No List"/>
+    <w:uiPriority w:val="99"/>
+    <w:semiHidden/>
+    <w:unhideWhenUsed/>
+  </w:style>
+  <w:style w:type="paragraph" w:styleId="Title">
+    <w:name w:val="Title"/>
+    <w:uiPriority w:val="10"/>
+    <w:qFormat/>
+    <w:rPr>
+      <w:sz w:val="56"/>
+      <w:szCs w:val="56"/>
+    </w:rPr>
+  </w:style>
+  <w:style w:type="paragraph" w:customStyle="1" w:styleId="Strong1">
+    <w:name w:val="Strong1"/>
     <w:qFormat/>
     <w:rPr>
       <w:b/>
@@ -1528,12 +2908,10 @@
   </w:style>
   <w:style w:type="paragraph" w:styleId="ListParagraph">
     <w:name w:val="List Paragraph"/>
-    <w:basedOn w:val="Normal"/>
     <w:qFormat/>
   </w:style>
   <w:style w:type="character" w:styleId="Hyperlink">
     <w:name w:val="Hyperlink"/>
-    <w:basedOn w:val="DefaultParagraphFont"/>
     <w:uiPriority w:val="99"/>
     <w:unhideWhenUsed/>
     <w:rPr>
@@ -1543,7 +2921,6 @@
   </w:style>
   <w:style w:type="character" w:styleId="FootnoteReference">
     <w:name w:val="footnote reference"/>
-    <w:basedOn w:val="DefaultParagraphFont"/>
     <w:uiPriority w:val="99"/>
     <w:semiHidden/>
     <w:unhideWhenUsed/>
@@ -1553,22 +2930,13 @@
   </w:style>
   <w:style w:type="paragraph" w:styleId="FootnoteText">
     <w:name w:val="footnote text"/>
-    <w:basedOn w:val="Normal"/>
     <w:link w:val="FootnoteTextChar"/>
     <w:uiPriority w:val="99"/>
     <w:semiHidden/>
     <w:unhideWhenUsed/>
-    <w:pPr>
-      <w:spacing w:after="0" w:line="240" w:lineRule="auto"/>
-    </w:pPr>
-    <w:rPr>
-      <w:sz w:val="20"/>
-      <w:szCs w:val="20"/>
-    </w:rPr>
   </w:style>
-  <w:style w:type="character" w:styleId="FootnoteTextChar">
+  <w:style w:type="character" w:customStyle="1" w:styleId="FootnoteTextChar">
     <w:name w:val="Footnote Text Char"/>
-    <w:basedOn w:val="DefaultParagraphFont"/>
     <w:link w:val="FootnoteText"/>
     <w:uiPriority w:val="99"/>
     <w:semiHidden/>
@@ -1580,7 +2948,6 @@
   </w:style>
   <w:style w:type="character" w:styleId="EndnoteReference">
     <w:name w:val="endnote reference"/>
-    <w:basedOn w:val="DefaultParagraphFont"/>
     <w:uiPriority w:val="99"/>
     <w:semiHidden/>
     <w:unhideWhenUsed/>
@@ -1590,22 +2957,13 @@
   </w:style>
   <w:style w:type="paragraph" w:styleId="EndnoteText">
     <w:name w:val="endnote text"/>
-    <w:basedOn w:val="Normal"/>
     <w:link w:val="EndnoteTextChar"/>
     <w:uiPriority w:val="99"/>
     <w:semiHidden/>
     <w:unhideWhenUsed/>
-    <w:pPr>
-      <w:spacing w:after="0" w:line="240" w:lineRule="auto"/>
-    </w:pPr>
-    <w:rPr>
-      <w:sz w:val="20"/>
-      <w:szCs w:val="20"/>
-    </w:rPr>
   </w:style>
-  <w:style w:type="character" w:styleId="EndnoteTextChar">
+  <w:style w:type="character" w:customStyle="1" w:styleId="EndnoteTextChar">
     <w:name w:val="Endnote Text Char"/>
-    <w:basedOn w:val="DefaultParagraphFont"/>
     <w:link w:val="EndnoteText"/>
     <w:uiPriority w:val="99"/>
     <w:semiHidden/>
@@ -1616,4 +2974,299 @@
     </w:rPr>
   </w:style>
 </w:styles>
+</file>
+
+<file path=word/theme/theme1.xml><?xml version="1.0" encoding="utf-8"?>
+<a:theme xmlns:a="http://schemas.openxmlformats.org/drawingml/2006/main" name="Office Theme">
+  <a:themeElements>
+    <a:clrScheme name="Office">
+      <a:dk1>
+        <a:sysClr val="windowText" lastClr="000000"/>
+      </a:dk1>
+      <a:lt1>
+        <a:sysClr val="window" lastClr="FFFFFF"/>
+      </a:lt1>
+      <a:dk2>
+        <a:srgbClr val="44546A"/>
+      </a:dk2>
+      <a:lt2>
+        <a:srgbClr val="E7E6E6"/>
+      </a:lt2>
+      <a:accent1>
+        <a:srgbClr val="4472C4"/>
+      </a:accent1>
+      <a:accent2>
+        <a:srgbClr val="ED7D31"/>
+      </a:accent2>
+      <a:accent3>
+        <a:srgbClr val="A5A5A5"/>
+      </a:accent3>
+      <a:accent4>
+        <a:srgbClr val="FFC000"/>
+      </a:accent4>
+      <a:accent5>
+        <a:srgbClr val="5B9BD5"/>
+      </a:accent5>
+      <a:accent6>
+        <a:srgbClr val="70AD47"/>
+      </a:accent6>
+      <a:hlink>
+        <a:srgbClr val="0563C1"/>
+      </a:hlink>
+      <a:folHlink>
+        <a:srgbClr val="954F72"/>
+      </a:folHlink>
+    </a:clrScheme>
+    <a:fontScheme name="Office">
+      <a:majorFont>
+        <a:latin typeface="Calibri Light" panose="020F0302020204030204"/>
+        <a:ea typeface=""/>
+        <a:cs typeface=""/>
+        <a:font script="Jpan" typeface="游ゴシック Light"/>
+        <a:font script="Hang" typeface="맑은 고딕"/>
+        <a:font script="Hans" typeface="等线 Light"/>
+        <a:font script="Hant" typeface="新細明體"/>
+        <a:font script="Arab" typeface="Times New Roman"/>
+        <a:font script="Hebr" typeface="Times New Roman"/>
+        <a:font script="Thai" typeface="Angsana New"/>
+        <a:font script="Ethi" typeface="Nyala"/>
+        <a:font script="Beng" typeface="Vrinda"/>
+        <a:font script="Gujr" typeface="Shruti"/>
+        <a:font script="Khmr" typeface="MoolBoran"/>
+        <a:font script="Knda" typeface="Tunga"/>
+        <a:font script="Guru" typeface="Raavi"/>
+        <a:font script="Cans" typeface="Euphemia"/>
+        <a:font script="Cher" typeface="Plantagenet Cherokee"/>
+        <a:font script="Yiii" typeface="Microsoft Yi Baiti"/>
+        <a:font script="Tibt" typeface="Microsoft Himalaya"/>
+        <a:font script="Thaa" typeface="MV Boli"/>
+        <a:font script="Deva" typeface="Mangal"/>
+        <a:font script="Telu" typeface="Gautami"/>
+        <a:font script="Taml" typeface="Latha"/>
+        <a:font script="Syrc" typeface="Estrangelo Edessa"/>
+        <a:font script="Orya" typeface="Kalinga"/>
+        <a:font script="Mlym" typeface="Kartika"/>
+        <a:font script="Laoo" typeface="DokChampa"/>
+        <a:font script="Sinh" typeface="Iskoola Pota"/>
+        <a:font script="Mong" typeface="Mongolian Baiti"/>
+        <a:font script="Viet" typeface="Times New Roman"/>
+        <a:font script="Uigh" typeface="Microsoft Uighur"/>
+        <a:font script="Geor" typeface="Sylfaen"/>
+        <a:font script="Armn" typeface="Arial"/>
+        <a:font script="Bugi" typeface="Leelawadee UI"/>
+        <a:font script="Bopo" typeface="Microsoft JhengHei"/>
+        <a:font script="Java" typeface="Javanese Text"/>
+        <a:font script="Lisu" typeface="Segoe UI"/>
+        <a:font script="Mymr" typeface="Myanmar Text"/>
+        <a:font script="Nkoo" typeface="Ebrima"/>
+        <a:font script="Olck" typeface="Nirmala UI"/>
+        <a:font script="Osma" typeface="Ebrima"/>
+        <a:font script="Phag" typeface="Phagspa"/>
+        <a:font script="Syrn" typeface="Estrangelo Edessa"/>
+        <a:font script="Syrj" typeface="Estrangelo Edessa"/>
+        <a:font script="Syre" typeface="Estrangelo Edessa"/>
+        <a:font script="Sora" typeface="Nirmala UI"/>
+        <a:font script="Tale" typeface="Microsoft Tai Le"/>
+        <a:font script="Talu" typeface="Microsoft New Tai Lue"/>
+        <a:font script="Tfng" typeface="Ebrima"/>
+      </a:majorFont>
+      <a:minorFont>
+        <a:latin typeface="Calibri" panose="020F0502020204030204"/>
+        <a:ea typeface=""/>
+        <a:cs typeface=""/>
+        <a:font script="Jpan" typeface="游明朝"/>
+        <a:font script="Hang" typeface="맑은 고딕"/>
+        <a:font script="Hans" typeface="等线"/>
+        <a:font script="Hant" typeface="新細明體"/>
+        <a:font script="Arab" typeface="Arial"/>
+        <a:font script="Hebr" typeface="Arial"/>
+        <a:font script="Thai" typeface="Cordia New"/>
+        <a:font script="Ethi" typeface="Nyala"/>
+        <a:font script="Beng" typeface="Vrinda"/>
+        <a:font script="Gujr" typeface="Shruti"/>
+        <a:font script="Khmr" typeface="DaunPenh"/>
+        <a:font script="Knda" typeface="Tunga"/>
+        <a:font script="Guru" typeface="Raavi"/>
+        <a:font script="Cans" typeface="Euphemia"/>
+        <a:font script="Cher" typeface="Plantagenet Cherokee"/>
+        <a:font script="Yiii" typeface="Microsoft Yi Baiti"/>
+        <a:font script="Tibt" typeface="Microsoft Himalaya"/>
+        <a:font script="Thaa" typeface="MV Boli"/>
+        <a:font script="Deva" typeface="Mangal"/>
+        <a:font script="Telu" typeface="Gautami"/>
+        <a:font script="Taml" typeface="Latha"/>
+        <a:font script="Syrc" typeface="Estrangelo Edessa"/>
+        <a:font script="Orya" typeface="Kalinga"/>
+        <a:font script="Mlym" typeface="Kartika"/>
+        <a:font script="Laoo" typeface="DokChampa"/>
+        <a:font script="Sinh" typeface="Iskoola Pota"/>
+        <a:font script="Mong" typeface="Mongolian Baiti"/>
+        <a:font script="Viet" typeface="Arial"/>
+        <a:font script="Uigh" typeface="Microsoft Uighur"/>
+        <a:font script="Geor" typeface="Sylfaen"/>
+        <a:font script="Armn" typeface="Arial"/>
+        <a:font script="Bugi" typeface="Leelawadee UI"/>
+        <a:font script="Bopo" typeface="Microsoft JhengHei"/>
+        <a:font script="Java" typeface="Javanese Text"/>
+        <a:font script="Lisu" typeface="Segoe UI"/>
+        <a:font script="Mymr" typeface="Myanmar Text"/>
+        <a:font script="Nkoo" typeface="Ebrima"/>
+        <a:font script="Olck" typeface="Nirmala UI"/>
+        <a:font script="Osma" typeface="Ebrima"/>
+        <a:font script="Phag" typeface="Phagspa"/>
+        <a:font script="Syrn" typeface="Estrangelo Edessa"/>
+        <a:font script="Syrj" typeface="Estrangelo Edessa"/>
+        <a:font script="Syre" typeface="Estrangelo Edessa"/>
+        <a:font script="Sora" typeface="Nirmala UI"/>
+        <a:font script="Tale" typeface="Microsoft Tai Le"/>
+        <a:font script="Talu" typeface="Microsoft New Tai Lue"/>
+        <a:font script="Tfng" typeface="Ebrima"/>
+      </a:minorFont>
+    </a:fontScheme>
+    <a:fmtScheme name="Office">
+      <a:fillStyleLst>
+        <a:solidFill>
+          <a:schemeClr val="phClr"/>
+        </a:solidFill>
+        <a:gradFill rotWithShape="1">
+          <a:gsLst>
+            <a:gs pos="0">
+              <a:schemeClr val="phClr">
+                <a:lumMod val="110000"/>
+                <a:satMod val="105000"/>
+                <a:tint val="67000"/>
+              </a:schemeClr>
+            </a:gs>
+            <a:gs pos="50000">
+              <a:schemeClr val="phClr">
+                <a:lumMod val="105000"/>
+                <a:satMod val="103000"/>
+                <a:tint val="73000"/>
+              </a:schemeClr>
+            </a:gs>
+            <a:gs pos="100000">
+              <a:schemeClr val="phClr">
+                <a:lumMod val="105000"/>
+                <a:satMod val="109000"/>
+                <a:tint val="81000"/>
+              </a:schemeClr>
+            </a:gs>
+          </a:gsLst>
+          <a:lin ang="5400000" scaled="0"/>
+        </a:gradFill>
+        <a:gradFill rotWithShape="1">
+          <a:gsLst>
+            <a:gs pos="0">
+              <a:schemeClr val="phClr">
+                <a:satMod val="103000"/>
+                <a:lumMod val="102000"/>
+                <a:tint val="94000"/>
+              </a:schemeClr>
+            </a:gs>
+            <a:gs pos="50000">
+              <a:schemeClr val="phClr">
+                <a:satMod val="110000"/>
+                <a:lumMod val="100000"/>
+                <a:shade val="100000"/>
+              </a:schemeClr>
+            </a:gs>
+            <a:gs pos="100000">
+              <a:schemeClr val="phClr">
+                <a:lumMod val="99000"/>
+                <a:satMod val="120000"/>
+                <a:shade val="78000"/>
+              </a:schemeClr>
+            </a:gs>
+          </a:gsLst>
+          <a:lin ang="5400000" scaled="0"/>
+        </a:gradFill>
+      </a:fillStyleLst>
+      <a:lnStyleLst>
+        <a:ln w="6350" cap="flat" cmpd="sng" algn="ctr">
+          <a:solidFill>
+            <a:schemeClr val="phClr"/>
+          </a:solidFill>
+          <a:prstDash val="solid"/>
+          <a:miter lim="800000"/>
+        </a:ln>
+        <a:ln w="12700" cap="flat" cmpd="sng" algn="ctr">
+          <a:solidFill>
+            <a:schemeClr val="phClr"/>
+          </a:solidFill>
+          <a:prstDash val="solid"/>
+          <a:miter lim="800000"/>
+        </a:ln>
+        <a:ln w="19050" cap="flat" cmpd="sng" algn="ctr">
+          <a:solidFill>
+            <a:schemeClr val="phClr"/>
+          </a:solidFill>
+          <a:prstDash val="solid"/>
+          <a:miter lim="800000"/>
+        </a:ln>
+      </a:lnStyleLst>
+      <a:effectStyleLst>
+        <a:effectStyle>
+          <a:effectLst/>
+        </a:effectStyle>
+        <a:effectStyle>
+          <a:effectLst/>
+        </a:effectStyle>
+        <a:effectStyle>
+          <a:effectLst>
+            <a:outerShdw blurRad="57150" dist="19050" dir="5400000" algn="ctr" rotWithShape="0">
+              <a:srgbClr val="000000">
+                <a:alpha val="63000"/>
+              </a:srgbClr>
+            </a:outerShdw>
+          </a:effectLst>
+        </a:effectStyle>
+      </a:effectStyleLst>
+      <a:bgFillStyleLst>
+        <a:solidFill>
+          <a:schemeClr val="phClr"/>
+        </a:solidFill>
+        <a:solidFill>
+          <a:schemeClr val="phClr">
+            <a:tint val="95000"/>
+            <a:satMod val="170000"/>
+          </a:schemeClr>
+        </a:solidFill>
+        <a:gradFill rotWithShape="1">
+          <a:gsLst>
+            <a:gs pos="0">
+              <a:schemeClr val="phClr">
+                <a:tint val="93000"/>
+                <a:satMod val="150000"/>
+                <a:shade val="98000"/>
+                <a:lumMod val="102000"/>
+              </a:schemeClr>
+            </a:gs>
+            <a:gs pos="50000">
+              <a:schemeClr val="phClr">
+                <a:tint val="98000"/>
+                <a:satMod val="130000"/>
+                <a:shade val="90000"/>
+                <a:lumMod val="103000"/>
+              </a:schemeClr>
+            </a:gs>
+            <a:gs pos="100000">
+              <a:schemeClr val="phClr">
+                <a:shade val="63000"/>
+                <a:satMod val="120000"/>
+              </a:schemeClr>
+            </a:gs>
+          </a:gsLst>
+          <a:lin ang="5400000" scaled="0"/>
+        </a:gradFill>
+      </a:bgFillStyleLst>
+    </a:fmtScheme>
+  </a:themeElements>
+  <a:objectDefaults/>
+  <a:extraClrSchemeLst/>
+  <a:extLst>
+    <a:ext uri="{05A4C25C-085E-4340-85A3-A5531E510DB2}">
+      <thm15:themeFamily xmlns:thm15="http://schemas.microsoft.com/office/thememl/2012/main" name="Office Theme" id="{62F939B6-93AF-4DB8-9C6B-D6C7DFDC589F}" vid="{4A3C46E8-61CC-4603-A589-7422A47A8E4A}"/>
+    </a:ext>
+  </a:extLst>
+</a:theme>
 </file>